--- a/static/templat/permohonan.docx
+++ b/static/templat/permohonan.docx
@@ -6,12 +6,17 @@
       <w:pPr>
         <w:jc w:val="right"/>
         <w:rPr>
-          <w:rFonts w:ascii="Times New Roman" w:hAnsi="Times New Roman" w:cs="Times New Roman"/>
-        </w:rPr>
-      </w:pPr>
-      <w:r>
-        <w:rPr>
-          <w:rFonts w:ascii="Times New Roman" w:hAnsi="Times New Roman" w:cs="Times New Roman"/>
+          <w:rFonts w:ascii="Times New Roman" w:hAnsi="Times New Roman" w:eastAsia="Times New Roman" w:cs="Times New Roman"/>
+          <w:sz w:val="22"/>
+          <w:szCs w:val="22"/>
+        </w:rPr>
+        <w:spacing w:before="0" w:after="100" w:line="240" w:lineRule="auto"/>
+      </w:pPr>
+      <w:r>
+        <w:rPr>
+          <w:rFonts w:ascii="Times New Roman" w:hAnsi="Times New Roman" w:eastAsia="Times New Roman" w:cs="Times New Roman"/>
+          <w:sz w:val="22"/>
+          <w:szCs w:val="22"/>
         </w:rPr>
         <w:t xml:space="preserve">{tempatSurat}, {tanggalSuratPermohonan}</w:t>
       </w:r>
@@ -20,51 +25,69 @@
       <w:pPr>
         <w:jc w:val="right"/>
         <w:rPr>
-          <w:rFonts w:ascii="Times New Roman" w:hAnsi="Times New Roman" w:cs="Times New Roman"/>
-        </w:rPr>
+          <w:rFonts w:ascii="Times New Roman" w:hAnsi="Times New Roman" w:eastAsia="Times New Roman" w:cs="Times New Roman"/>
+          <w:sz w:val="22"/>
+          <w:szCs w:val="22"/>
+        </w:rPr>
+        <w:spacing w:before="0" w:after="100" w:line="240" w:lineRule="auto"/>
       </w:pPr>
     </w:p>
     <w:p>
       <w:pPr>
         <w:rPr>
-          <w:rFonts w:ascii="Times New Roman" w:hAnsi="Times New Roman" w:cs="Times New Roman"/>
-        </w:rPr>
+          <w:rFonts w:ascii="Times New Roman" w:hAnsi="Times New Roman" w:eastAsia="Times New Roman" w:cs="Times New Roman"/>
+          <w:sz w:val="22"/>
+          <w:szCs w:val="22"/>
+        </w:rPr>
+        <w:spacing w:before="0" w:after="100" w:line="240" w:lineRule="auto"/>
       </w:pPr>
       <w:proofErr w:type="spellStart"/>
       <w:r>
         <w:rPr>
-          <w:rFonts w:ascii="Times New Roman" w:hAnsi="Times New Roman" w:cs="Times New Roman"/>
+          <w:rFonts w:ascii="Times New Roman" w:hAnsi="Times New Roman" w:eastAsia="Times New Roman" w:cs="Times New Roman"/>
+          <w:sz w:val="22"/>
+          <w:szCs w:val="22"/>
         </w:rPr>
         <w:t>Nomor</w:t>
       </w:r>
       <w:proofErr w:type="spellEnd"/>
       <w:r>
         <w:rPr>
-          <w:rFonts w:ascii="Times New Roman" w:hAnsi="Times New Roman" w:cs="Times New Roman"/>
+          <w:rFonts w:ascii="Times New Roman" w:hAnsi="Times New Roman" w:eastAsia="Times New Roman" w:cs="Times New Roman"/>
+          <w:sz w:val="22"/>
+          <w:szCs w:val="22"/>
         </w:rPr>
         <w:tab/>
       </w:r>
       <w:r>
         <w:rPr>
-          <w:rFonts w:ascii="Times New Roman" w:hAnsi="Times New Roman" w:cs="Times New Roman"/>
+          <w:rFonts w:ascii="Times New Roman" w:hAnsi="Times New Roman" w:eastAsia="Times New Roman" w:cs="Times New Roman"/>
+          <w:sz w:val="22"/>
+          <w:szCs w:val="22"/>
         </w:rPr>
         <w:tab/>
       </w:r>
       <w:r>
         <w:rPr>
-          <w:rFonts w:ascii="Times New Roman" w:hAnsi="Times New Roman" w:cs="Times New Roman"/>
+          <w:rFonts w:ascii="Times New Roman" w:hAnsi="Times New Roman" w:eastAsia="Times New Roman" w:cs="Times New Roman"/>
+          <w:sz w:val="22"/>
+          <w:szCs w:val="22"/>
         </w:rPr>
         <w:t>:</w:t>
       </w:r>
       <w:r>
         <w:rPr>
-          <w:rFonts w:ascii="Times New Roman" w:hAnsi="Times New Roman" w:cs="Times New Roman"/>
+          <w:rFonts w:ascii="Times New Roman" w:hAnsi="Times New Roman" w:eastAsia="Times New Roman" w:cs="Times New Roman"/>
+          <w:sz w:val="22"/>
+          <w:szCs w:val="22"/>
         </w:rPr>
         <w:t xml:space="preserve"> </w:t>
       </w:r>
       <w:r>
         <w:rPr>
-          <w:rFonts w:ascii="Times New Roman" w:hAnsi="Times New Roman" w:cs="Times New Roman"/>
+          <w:rFonts w:ascii="Times New Roman" w:hAnsi="Times New Roman" w:eastAsia="Times New Roman" w:cs="Times New Roman"/>
+          <w:sz w:val="22"/>
+          <w:szCs w:val="22"/>
         </w:rPr>
         <w:t xml:space="preserve">{nomorSuratPermohonan}</w:t>
       </w:r>
@@ -73,36 +96,49 @@
       <w:pPr>
         <w:jc w:val="both"/>
         <w:rPr>
-          <w:rFonts w:ascii="Times New Roman" w:hAnsi="Times New Roman" w:cs="Times New Roman"/>
-        </w:rPr>
-      </w:pPr>
-      <w:r>
-        <w:rPr>
-          <w:rFonts w:ascii="Times New Roman" w:hAnsi="Times New Roman" w:cs="Times New Roman"/>
+          <w:rFonts w:ascii="Times New Roman" w:hAnsi="Times New Roman" w:eastAsia="Times New Roman" w:cs="Times New Roman"/>
+          <w:sz w:val="22"/>
+          <w:szCs w:val="22"/>
+        </w:rPr>
+        <w:spacing w:before="0" w:after="100" w:line="240" w:lineRule="auto"/>
+      </w:pPr>
+      <w:r>
+        <w:rPr>
+          <w:rFonts w:ascii="Times New Roman" w:hAnsi="Times New Roman" w:eastAsia="Times New Roman" w:cs="Times New Roman"/>
+          <w:sz w:val="22"/>
+          <w:szCs w:val="22"/>
         </w:rPr>
         <w:t>Lampiran</w:t>
       </w:r>
       <w:r>
         <w:rPr>
-          <w:rFonts w:ascii="Times New Roman" w:hAnsi="Times New Roman" w:cs="Times New Roman"/>
+          <w:rFonts w:ascii="Times New Roman" w:hAnsi="Times New Roman" w:eastAsia="Times New Roman" w:cs="Times New Roman"/>
+          <w:sz w:val="22"/>
+          <w:szCs w:val="22"/>
         </w:rPr>
         <w:tab/>
       </w:r>
       <w:r>
         <w:rPr>
-          <w:rFonts w:ascii="Times New Roman" w:hAnsi="Times New Roman" w:cs="Times New Roman"/>
+          <w:rFonts w:ascii="Times New Roman" w:hAnsi="Times New Roman" w:eastAsia="Times New Roman" w:cs="Times New Roman"/>
+          <w:sz w:val="22"/>
+          <w:szCs w:val="22"/>
         </w:rPr>
         <w:t>:</w:t>
       </w:r>
       <w:r>
         <w:rPr>
-          <w:rFonts w:ascii="Times New Roman" w:hAnsi="Times New Roman" w:cs="Times New Roman"/>
+          <w:rFonts w:ascii="Times New Roman" w:hAnsi="Times New Roman" w:eastAsia="Times New Roman" w:cs="Times New Roman"/>
+          <w:sz w:val="22"/>
+          <w:szCs w:val="22"/>
         </w:rPr>
         <w:t xml:space="preserve"> </w:t>
       </w:r>
       <w:r>
         <w:rPr>
-          <w:rFonts w:ascii="Times New Roman" w:hAnsi="Times New Roman" w:cs="Times New Roman"/>
+          <w:rFonts w:ascii="Times New Roman" w:hAnsi="Times New Roman" w:eastAsia="Times New Roman" w:cs="Times New Roman"/>
+          <w:sz w:val="22"/>
+          <w:szCs w:val="22"/>
         </w:rPr>
         <w:t xml:space="preserve">5 (lima) berkas</w:t>
       </w:r>
@@ -111,58 +147,77 @@
       <w:pPr>
         <w:jc w:val="both"/>
         <w:rPr>
-          <w:rFonts w:ascii="Times New Roman" w:hAnsi="Times New Roman" w:cs="Times New Roman"/>
-        </w:rPr>
-      </w:pPr>
-      <w:r>
-        <w:rPr>
-          <w:rFonts w:ascii="Times New Roman" w:hAnsi="Times New Roman" w:cs="Times New Roman"/>
+          <w:rFonts w:ascii="Times New Roman" w:hAnsi="Times New Roman" w:eastAsia="Times New Roman" w:cs="Times New Roman"/>
+          <w:sz w:val="22"/>
+          <w:szCs w:val="22"/>
+        </w:rPr>
+        <w:spacing w:before="0" w:after="100" w:line="240" w:lineRule="auto"/>
+      </w:pPr>
+      <w:r>
+        <w:rPr>
+          <w:rFonts w:ascii="Times New Roman" w:hAnsi="Times New Roman" w:eastAsia="Times New Roman" w:cs="Times New Roman"/>
+          <w:sz w:val="22"/>
+          <w:szCs w:val="22"/>
         </w:rPr>
         <w:t>Perihal</w:t>
       </w:r>
       <w:r>
         <w:rPr>
-          <w:rFonts w:ascii="Times New Roman" w:hAnsi="Times New Roman" w:cs="Times New Roman"/>
+          <w:rFonts w:ascii="Times New Roman" w:hAnsi="Times New Roman" w:eastAsia="Times New Roman" w:cs="Times New Roman"/>
+          <w:sz w:val="22"/>
+          <w:szCs w:val="22"/>
         </w:rPr>
         <w:tab/>
       </w:r>
       <w:r>
         <w:rPr>
-          <w:rFonts w:ascii="Times New Roman" w:hAnsi="Times New Roman" w:cs="Times New Roman"/>
+          <w:rFonts w:ascii="Times New Roman" w:hAnsi="Times New Roman" w:eastAsia="Times New Roman" w:cs="Times New Roman"/>
+          <w:sz w:val="22"/>
+          <w:szCs w:val="22"/>
         </w:rPr>
         <w:tab/>
       </w:r>
       <w:r>
         <w:rPr>
-          <w:rFonts w:ascii="Times New Roman" w:hAnsi="Times New Roman" w:cs="Times New Roman"/>
+          <w:rFonts w:ascii="Times New Roman" w:hAnsi="Times New Roman" w:eastAsia="Times New Roman" w:cs="Times New Roman"/>
+          <w:sz w:val="22"/>
+          <w:szCs w:val="22"/>
         </w:rPr>
         <w:t xml:space="preserve">: Permohonan Pencairan Dana Bantuan Implementasi </w:t>
       </w:r>
       <w:proofErr w:type="spellStart"/>
       <w:r>
         <w:rPr>
-          <w:rFonts w:ascii="Times New Roman" w:hAnsi="Times New Roman" w:cs="Times New Roman"/>
+          <w:rFonts w:ascii="Times New Roman" w:hAnsi="Times New Roman" w:eastAsia="Times New Roman" w:cs="Times New Roman"/>
+          <w:sz w:val="22"/>
+          <w:szCs w:val="22"/>
         </w:rPr>
         <w:t>Proyek</w:t>
       </w:r>
       <w:proofErr w:type="spellEnd"/>
       <w:r>
         <w:rPr>
-          <w:rFonts w:ascii="Times New Roman" w:hAnsi="Times New Roman" w:cs="Times New Roman"/>
+          <w:rFonts w:ascii="Times New Roman" w:hAnsi="Times New Roman" w:eastAsia="Times New Roman" w:cs="Times New Roman"/>
+          <w:sz w:val="22"/>
+          <w:szCs w:val="22"/>
         </w:rPr>
         <w:t xml:space="preserve"> Desa </w:t>
       </w:r>
       <w:proofErr w:type="spellStart"/>
       <w:r>
         <w:rPr>
-          <w:rFonts w:ascii="Times New Roman" w:hAnsi="Times New Roman" w:cs="Times New Roman"/>
+          <w:rFonts w:ascii="Times New Roman" w:hAnsi="Times New Roman" w:eastAsia="Times New Roman" w:cs="Times New Roman"/>
+          <w:sz w:val="22"/>
+          <w:szCs w:val="22"/>
         </w:rPr>
         <w:t>Energi</w:t>
       </w:r>
       <w:proofErr w:type="spellEnd"/>
       <w:r>
         <w:rPr>
-          <w:rFonts w:ascii="Times New Roman" w:hAnsi="Times New Roman" w:cs="Times New Roman"/>
+          <w:rFonts w:ascii="Times New Roman" w:hAnsi="Times New Roman" w:eastAsia="Times New Roman" w:cs="Times New Roman"/>
+          <w:sz w:val="22"/>
+          <w:szCs w:val="22"/>
         </w:rPr>
         <w:t xml:space="preserve"> </w:t>
       </w:r>
@@ -172,66 +227,89 @@
         <w:ind w:left="720" w:firstLine="720"/>
         <w:jc w:val="both"/>
         <w:rPr>
-          <w:rFonts w:ascii="Times New Roman" w:hAnsi="Times New Roman" w:cs="Times New Roman"/>
-        </w:rPr>
-      </w:pPr>
-      <w:r>
-        <w:rPr>
-          <w:rFonts w:ascii="Times New Roman" w:hAnsi="Times New Roman" w:cs="Times New Roman"/>
+          <w:rFonts w:ascii="Times New Roman" w:hAnsi="Times New Roman" w:eastAsia="Times New Roman" w:cs="Times New Roman"/>
+          <w:sz w:val="22"/>
+          <w:szCs w:val="22"/>
+        </w:rPr>
+        <w:spacing w:before="0" w:after="100" w:line="240" w:lineRule="auto"/>
+      </w:pPr>
+      <w:r>
+        <w:rPr>
+          <w:rFonts w:ascii="Times New Roman" w:hAnsi="Times New Roman" w:eastAsia="Times New Roman" w:cs="Times New Roman"/>
+          <w:sz w:val="22"/>
+          <w:szCs w:val="22"/>
         </w:rPr>
         <w:t xml:space="preserve">  </w:t>
       </w:r>
       <w:r>
         <w:rPr>
-          <w:rFonts w:ascii="Times New Roman" w:hAnsi="Times New Roman" w:cs="Times New Roman"/>
+          <w:rFonts w:ascii="Times New Roman" w:hAnsi="Times New Roman" w:eastAsia="Times New Roman" w:cs="Times New Roman"/>
+          <w:sz w:val="22"/>
+          <w:szCs w:val="22"/>
         </w:rPr>
         <w:t xml:space="preserve">Berdikari </w:t>
       </w:r>
       <w:r>
         <w:rPr>
-          <w:rFonts w:ascii="Times New Roman" w:hAnsi="Times New Roman" w:cs="Times New Roman"/>
+          <w:rFonts w:ascii="Times New Roman" w:hAnsi="Times New Roman" w:eastAsia="Times New Roman" w:cs="Times New Roman"/>
+          <w:sz w:val="22"/>
+          <w:szCs w:val="22"/>
         </w:rPr>
         <w:t>Sobat Bumi</w:t>
       </w:r>
       <w:r>
         <w:rPr>
-          <w:rFonts w:ascii="Times New Roman" w:hAnsi="Times New Roman" w:cs="Times New Roman"/>
+          <w:rFonts w:ascii="Times New Roman" w:hAnsi="Times New Roman" w:eastAsia="Times New Roman" w:cs="Times New Roman"/>
+          <w:sz w:val="22"/>
+          <w:szCs w:val="22"/>
         </w:rPr>
         <w:t xml:space="preserve"> </w:t>
       </w:r>
       <w:r>
         <w:rPr>
-          <w:rFonts w:ascii="Times New Roman" w:hAnsi="Times New Roman" w:cs="Times New Roman"/>
+          <w:rFonts w:ascii="Times New Roman" w:hAnsi="Times New Roman" w:eastAsia="Times New Roman" w:cs="Times New Roman"/>
+          <w:sz w:val="22"/>
+          <w:szCs w:val="22"/>
         </w:rPr>
         <w:t>20</w:t>
       </w:r>
       <w:r>
         <w:rPr>
-          <w:rFonts w:ascii="Times New Roman" w:hAnsi="Times New Roman" w:cs="Times New Roman"/>
+          <w:rFonts w:ascii="Times New Roman" w:hAnsi="Times New Roman" w:eastAsia="Times New Roman" w:cs="Times New Roman"/>
+          <w:sz w:val="22"/>
+          <w:szCs w:val="22"/>
         </w:rPr>
         <w:t>24</w:t>
       </w:r>
       <w:r>
         <w:rPr>
-          <w:rFonts w:ascii="Times New Roman" w:hAnsi="Times New Roman" w:cs="Times New Roman"/>
+          <w:rFonts w:ascii="Times New Roman" w:hAnsi="Times New Roman" w:eastAsia="Times New Roman" w:cs="Times New Roman"/>
+          <w:sz w:val="22"/>
+          <w:szCs w:val="22"/>
         </w:rPr>
         <w:t xml:space="preserve"> </w:t>
       </w:r>
       <w:r>
         <w:rPr>
-          <w:rFonts w:ascii="Times New Roman" w:hAnsi="Times New Roman" w:cs="Times New Roman"/>
+          <w:rFonts w:ascii="Times New Roman" w:hAnsi="Times New Roman" w:eastAsia="Times New Roman" w:cs="Times New Roman"/>
+          <w:sz w:val="22"/>
+          <w:szCs w:val="22"/>
         </w:rPr>
         <w:t>Termin-1 (</w:t>
       </w:r>
       <w:r>
         <w:rPr>
-          <w:rFonts w:ascii="Times New Roman" w:hAnsi="Times New Roman" w:cs="Times New Roman"/>
+          <w:rFonts w:ascii="Times New Roman" w:hAnsi="Times New Roman" w:eastAsia="Times New Roman" w:cs="Times New Roman"/>
+          <w:sz w:val="22"/>
+          <w:szCs w:val="22"/>
         </w:rPr>
         <w:t>7</w:t>
       </w:r>
       <w:r>
         <w:rPr>
-          <w:rFonts w:ascii="Times New Roman" w:hAnsi="Times New Roman" w:cs="Times New Roman"/>
+          <w:rFonts w:ascii="Times New Roman" w:hAnsi="Times New Roman" w:eastAsia="Times New Roman" w:cs="Times New Roman"/>
+          <w:sz w:val="22"/>
+          <w:szCs w:val="22"/>
         </w:rPr>
         <w:t>0%)</w:t>
       </w:r>
@@ -239,27 +317,37 @@
     <w:p>
       <w:pPr>
         <w:rPr>
-          <w:rFonts w:ascii="Times New Roman" w:hAnsi="Times New Roman" w:cs="Times New Roman"/>
-        </w:rPr>
+          <w:rFonts w:ascii="Times New Roman" w:hAnsi="Times New Roman" w:eastAsia="Times New Roman" w:cs="Times New Roman"/>
+          <w:sz w:val="22"/>
+          <w:szCs w:val="22"/>
+        </w:rPr>
+        <w:spacing w:before="0" w:after="100" w:line="240" w:lineRule="auto"/>
       </w:pPr>
     </w:p>
     <w:p>
       <w:pPr>
         <w:rPr>
-          <w:rFonts w:ascii="Times New Roman" w:hAnsi="Times New Roman" w:cs="Times New Roman"/>
-        </w:rPr>
+          <w:rFonts w:ascii="Times New Roman" w:hAnsi="Times New Roman" w:eastAsia="Times New Roman" w:cs="Times New Roman"/>
+          <w:sz w:val="22"/>
+          <w:szCs w:val="22"/>
+        </w:rPr>
+        <w:spacing w:before="0" w:after="100" w:line="240" w:lineRule="auto"/>
       </w:pPr>
       <w:proofErr w:type="spellStart"/>
       <w:r>
         <w:rPr>
-          <w:rFonts w:ascii="Times New Roman" w:hAnsi="Times New Roman" w:cs="Times New Roman"/>
+          <w:rFonts w:ascii="Times New Roman" w:hAnsi="Times New Roman" w:eastAsia="Times New Roman" w:cs="Times New Roman"/>
+          <w:sz w:val="22"/>
+          <w:szCs w:val="22"/>
         </w:rPr>
         <w:t>Yth</w:t>
       </w:r>
       <w:proofErr w:type="spellEnd"/>
       <w:r>
         <w:rPr>
-          <w:rFonts w:ascii="Times New Roman" w:hAnsi="Times New Roman" w:cs="Times New Roman"/>
+          <w:rFonts w:ascii="Times New Roman" w:hAnsi="Times New Roman" w:eastAsia="Times New Roman" w:cs="Times New Roman"/>
+          <w:sz w:val="22"/>
+          <w:szCs w:val="22"/>
         </w:rPr>
         <w:t>.</w:t>
       </w:r>
@@ -267,35 +355,44 @@
     <w:p>
       <w:pPr>
         <w:rPr>
-          <w:rFonts w:ascii="Times New Roman" w:hAnsi="Times New Roman" w:cs="Times New Roman"/>
+          <w:rFonts w:ascii="Times New Roman" w:hAnsi="Times New Roman" w:eastAsia="Times New Roman" w:cs="Times New Roman"/>
           <w:b/>
           <w:bCs/>
-        </w:rPr>
+          <w:sz w:val="22"/>
+          <w:szCs w:val="22"/>
+        </w:rPr>
+        <w:spacing w:before="0" w:after="100" w:line="240" w:lineRule="auto"/>
       </w:pPr>
       <w:proofErr w:type="spellStart"/>
       <w:r>
         <w:rPr>
-          <w:rFonts w:ascii="Times New Roman" w:hAnsi="Times New Roman" w:cs="Times New Roman"/>
+          <w:rFonts w:ascii="Times New Roman" w:hAnsi="Times New Roman" w:eastAsia="Times New Roman" w:cs="Times New Roman"/>
           <w:b/>
           <w:bCs/>
+          <w:sz w:val="22"/>
+          <w:szCs w:val="22"/>
         </w:rPr>
         <w:t>Pertamina</w:t>
       </w:r>
       <w:proofErr w:type="spellEnd"/>
       <w:r>
         <w:rPr>
-          <w:rFonts w:ascii="Times New Roman" w:hAnsi="Times New Roman" w:cs="Times New Roman"/>
+          <w:rFonts w:ascii="Times New Roman" w:hAnsi="Times New Roman" w:eastAsia="Times New Roman" w:cs="Times New Roman"/>
           <w:b/>
           <w:bCs/>
+          <w:sz w:val="22"/>
+          <w:szCs w:val="22"/>
         </w:rPr>
         <w:t xml:space="preserve"> </w:t>
       </w:r>
       <w:proofErr w:type="spellStart"/>
       <w:r>
         <w:rPr>
-          <w:rFonts w:ascii="Times New Roman" w:hAnsi="Times New Roman" w:cs="Times New Roman"/>
+          <w:rFonts w:ascii="Times New Roman" w:hAnsi="Times New Roman" w:eastAsia="Times New Roman" w:cs="Times New Roman"/>
           <w:b/>
           <w:bCs/>
+          <w:sz w:val="22"/>
+          <w:szCs w:val="22"/>
         </w:rPr>
         <w:t>Foundation</w:t>
       </w:r>
@@ -304,69 +401,90 @@
     <w:p>
       <w:pPr>
         <w:rPr>
-          <w:rFonts w:ascii="Times New Roman" w:hAnsi="Times New Roman" w:cs="Times New Roman"/>
-        </w:rPr>
+          <w:rFonts w:ascii="Times New Roman" w:hAnsi="Times New Roman" w:eastAsia="Times New Roman" w:cs="Times New Roman"/>
+          <w:sz w:val="22"/>
+          <w:szCs w:val="22"/>
+        </w:rPr>
+        <w:spacing w:before="0" w:after="100" w:line="240" w:lineRule="auto"/>
       </w:pPr>
       <w:proofErr w:type="spellStart"/>
       <w:r>
         <w:rPr>
-          <w:rFonts w:ascii="Times New Roman" w:hAnsi="Times New Roman" w:cs="Times New Roman"/>
+          <w:rFonts w:ascii="Times New Roman" w:hAnsi="Times New Roman" w:eastAsia="Times New Roman" w:cs="Times New Roman"/>
+          <w:sz w:val="22"/>
+          <w:szCs w:val="22"/>
         </w:rPr>
         <w:t>Jl</w:t>
       </w:r>
       <w:proofErr w:type="spellEnd"/>
       <w:r>
         <w:rPr>
-          <w:rFonts w:ascii="Times New Roman" w:hAnsi="Times New Roman" w:cs="Times New Roman"/>
+          <w:rFonts w:ascii="Times New Roman" w:hAnsi="Times New Roman" w:eastAsia="Times New Roman" w:cs="Times New Roman"/>
+          <w:sz w:val="22"/>
+          <w:szCs w:val="22"/>
         </w:rPr>
         <w:t xml:space="preserve">. </w:t>
       </w:r>
       <w:proofErr w:type="spellStart"/>
       <w:r>
         <w:rPr>
-          <w:rFonts w:ascii="Times New Roman" w:hAnsi="Times New Roman" w:cs="Times New Roman"/>
+          <w:rFonts w:ascii="Times New Roman" w:hAnsi="Times New Roman" w:eastAsia="Times New Roman" w:cs="Times New Roman"/>
+          <w:sz w:val="22"/>
+          <w:szCs w:val="22"/>
         </w:rPr>
         <w:t>Sinabung</w:t>
       </w:r>
       <w:proofErr w:type="spellEnd"/>
       <w:r>
         <w:rPr>
-          <w:rFonts w:ascii="Times New Roman" w:hAnsi="Times New Roman" w:cs="Times New Roman"/>
+          <w:rFonts w:ascii="Times New Roman" w:hAnsi="Times New Roman" w:eastAsia="Times New Roman" w:cs="Times New Roman"/>
+          <w:sz w:val="22"/>
+          <w:szCs w:val="22"/>
         </w:rPr>
         <w:t xml:space="preserve"> II, Terusan </w:t>
       </w:r>
       <w:proofErr w:type="spellStart"/>
       <w:r>
         <w:rPr>
-          <w:rFonts w:ascii="Times New Roman" w:hAnsi="Times New Roman" w:cs="Times New Roman"/>
+          <w:rFonts w:ascii="Times New Roman" w:hAnsi="Times New Roman" w:eastAsia="Times New Roman" w:cs="Times New Roman"/>
+          <w:sz w:val="22"/>
+          <w:szCs w:val="22"/>
         </w:rPr>
         <w:t>Simprug</w:t>
       </w:r>
       <w:proofErr w:type="spellEnd"/>
       <w:r>
         <w:rPr>
-          <w:rFonts w:ascii="Times New Roman" w:hAnsi="Times New Roman" w:cs="Times New Roman"/>
+          <w:rFonts w:ascii="Times New Roman" w:hAnsi="Times New Roman" w:eastAsia="Times New Roman" w:cs="Times New Roman"/>
+          <w:sz w:val="22"/>
+          <w:szCs w:val="22"/>
         </w:rPr>
         <w:t xml:space="preserve"> Raya, Kawasan </w:t>
       </w:r>
       <w:proofErr w:type="spellStart"/>
       <w:r>
         <w:rPr>
-          <w:rFonts w:ascii="Times New Roman" w:hAnsi="Times New Roman" w:cs="Times New Roman"/>
+          <w:rFonts w:ascii="Times New Roman" w:hAnsi="Times New Roman" w:eastAsia="Times New Roman" w:cs="Times New Roman"/>
+          <w:sz w:val="22"/>
+          <w:szCs w:val="22"/>
         </w:rPr>
         <w:t>Pertamina</w:t>
       </w:r>
       <w:proofErr w:type="spellEnd"/>
       <w:r>
         <w:rPr>
-          <w:rFonts w:ascii="Times New Roman" w:hAnsi="Times New Roman" w:cs="Times New Roman"/>
+          <w:rFonts w:ascii="Times New Roman" w:hAnsi="Times New Roman" w:eastAsia="Times New Roman" w:cs="Times New Roman"/>
+          <w:sz w:val="22"/>
+          <w:szCs w:val="22"/>
         </w:rPr>
         <w:t xml:space="preserve"> </w:t>
       </w:r>
       <w:proofErr w:type="spellStart"/>
       <w:r>
         <w:rPr>
-          <w:rFonts w:ascii="Times New Roman" w:hAnsi="Times New Roman" w:cs="Times New Roman"/>
+          <w:rFonts w:ascii="Times New Roman" w:hAnsi="Times New Roman" w:eastAsia="Times New Roman" w:cs="Times New Roman"/>
+          <w:sz w:val="22"/>
+          <w:szCs w:val="22"/>
         </w:rPr>
         <w:t>Simprug</w:t>
       </w:r>
@@ -375,12 +493,17 @@
     <w:p>
       <w:pPr>
         <w:rPr>
-          <w:rFonts w:ascii="Times New Roman" w:hAnsi="Times New Roman" w:cs="Times New Roman"/>
-        </w:rPr>
-      </w:pPr>
-      <w:r>
-        <w:rPr>
-          <w:rFonts w:ascii="Times New Roman" w:hAnsi="Times New Roman" w:cs="Times New Roman"/>
+          <w:rFonts w:ascii="Times New Roman" w:hAnsi="Times New Roman" w:eastAsia="Times New Roman" w:cs="Times New Roman"/>
+          <w:sz w:val="22"/>
+          <w:szCs w:val="22"/>
+        </w:rPr>
+        <w:spacing w:before="0" w:after="100" w:line="240" w:lineRule="auto"/>
+      </w:pPr>
+      <w:r>
+        <w:rPr>
+          <w:rFonts w:ascii="Times New Roman" w:hAnsi="Times New Roman" w:eastAsia="Times New Roman" w:cs="Times New Roman"/>
+          <w:sz w:val="22"/>
+          <w:szCs w:val="22"/>
         </w:rPr>
         <w:t>Jakarta Selatan, DKI Jakarta, 12220</w:t>
       </w:r>
@@ -388,20 +511,28 @@
     <w:p>
       <w:pPr>
         <w:rPr>
-          <w:rFonts w:ascii="Times New Roman" w:hAnsi="Times New Roman" w:cs="Times New Roman"/>
-        </w:rPr>
+          <w:rFonts w:ascii="Times New Roman" w:hAnsi="Times New Roman" w:eastAsia="Times New Roman" w:cs="Times New Roman"/>
+          <w:sz w:val="22"/>
+          <w:szCs w:val="22"/>
+        </w:rPr>
+        <w:spacing w:before="0" w:after="100" w:line="240" w:lineRule="auto"/>
       </w:pPr>
     </w:p>
     <w:p>
       <w:pPr>
         <w:jc w:val="both"/>
         <w:rPr>
-          <w:rFonts w:ascii="Times New Roman" w:hAnsi="Times New Roman" w:cs="Times New Roman"/>
-        </w:rPr>
-      </w:pPr>
-      <w:r>
-        <w:rPr>
-          <w:rFonts w:ascii="Times New Roman" w:hAnsi="Times New Roman" w:cs="Times New Roman"/>
+          <w:rFonts w:ascii="Times New Roman" w:hAnsi="Times New Roman" w:eastAsia="Times New Roman" w:cs="Times New Roman"/>
+          <w:sz w:val="22"/>
+          <w:szCs w:val="22"/>
+        </w:rPr>
+        <w:spacing w:before="0" w:after="100" w:line="240" w:lineRule="auto"/>
+      </w:pPr>
+      <w:r>
+        <w:rPr>
+          <w:rFonts w:ascii="Times New Roman" w:hAnsi="Times New Roman" w:eastAsia="Times New Roman" w:cs="Times New Roman"/>
+          <w:sz w:val="22"/>
+          <w:szCs w:val="22"/>
         </w:rPr>
         <w:t>Dengan hormat,</w:t>
       </w:r>
@@ -411,202 +542,268 @@
         <w:pStyle w:val="Normal"/>
         <w:suppressLineNumbers w:val="0"/>
         <w:bidi w:val="0"/>
-        <w:spacing w:before="0" w:beforeAutospacing="off" w:after="0" w:afterAutospacing="off" w:line="259" w:lineRule="auto"/>
+        <w:spacing w:before="0" w:beforeAutospacing="off" w:after="100" w:afterAutospacing="off" w:line="240" w:lineRule="auto"/>
         <w:ind w:left="0" w:right="0"/>
         <w:jc w:val="both"/>
         <w:rPr>
-          <w:rFonts w:ascii="Times New Roman" w:hAnsi="Times New Roman" w:cs="Times New Roman"/>
-        </w:rPr>
-      </w:pPr>
-      <w:r>
-        <w:rPr>
-          <w:rFonts w:ascii="Times New Roman" w:hAnsi="Times New Roman" w:cs="Times New Roman"/>
+          <w:rFonts w:ascii="Times New Roman" w:hAnsi="Times New Roman" w:eastAsia="Times New Roman" w:cs="Times New Roman"/>
+          <w:sz w:val="22"/>
+          <w:szCs w:val="22"/>
+        </w:rPr>
+      </w:pPr>
+      <w:r>
+        <w:rPr>
+          <w:rFonts w:ascii="Times New Roman" w:hAnsi="Times New Roman" w:eastAsia="Times New Roman" w:cs="Times New Roman"/>
+          <w:sz w:val="22"/>
+          <w:szCs w:val="22"/>
         </w:rPr>
         <w:t xml:space="preserve">Merujuk Perjanjian Kerja Sama (PKS) </w:t>
       </w:r>
       <w:r>
         <w:rPr>
-          <w:rFonts w:ascii="Times New Roman" w:hAnsi="Times New Roman" w:cs="Times New Roman"/>
+          <w:rFonts w:ascii="Times New Roman" w:hAnsi="Times New Roman" w:eastAsia="Times New Roman" w:cs="Times New Roman"/>
+          <w:sz w:val="22"/>
+          <w:szCs w:val="22"/>
         </w:rPr>
         <w:t xml:space="preserve">antara Yayasan </w:t>
       </w:r>
       <w:r>
         <w:rPr>
-          <w:rFonts w:ascii="Times New Roman" w:hAnsi="Times New Roman" w:cs="Times New Roman"/>
+          <w:rFonts w:ascii="Times New Roman" w:hAnsi="Times New Roman" w:eastAsia="Times New Roman" w:cs="Times New Roman"/>
+          <w:sz w:val="22"/>
+          <w:szCs w:val="22"/>
         </w:rPr>
         <w:t>Pertamina</w:t>
       </w:r>
       <w:r>
         <w:rPr>
-          <w:rFonts w:ascii="Times New Roman" w:hAnsi="Times New Roman" w:cs="Times New Roman"/>
+          <w:rFonts w:ascii="Times New Roman" w:hAnsi="Times New Roman" w:eastAsia="Times New Roman" w:cs="Times New Roman"/>
+          <w:sz w:val="22"/>
+          <w:szCs w:val="22"/>
         </w:rPr>
         <w:t>/</w:t>
       </w:r>
       <w:r>
         <w:rPr>
-          <w:rFonts w:ascii="Times New Roman" w:hAnsi="Times New Roman" w:cs="Times New Roman"/>
+          <w:rFonts w:ascii="Times New Roman" w:hAnsi="Times New Roman" w:eastAsia="Times New Roman" w:cs="Times New Roman"/>
+          <w:sz w:val="22"/>
+          <w:szCs w:val="22"/>
         </w:rPr>
         <w:t>Pertamina</w:t>
       </w:r>
       <w:r>
         <w:rPr>
-          <w:rFonts w:ascii="Times New Roman" w:hAnsi="Times New Roman" w:cs="Times New Roman"/>
+          <w:rFonts w:ascii="Times New Roman" w:hAnsi="Times New Roman" w:eastAsia="Times New Roman" w:cs="Times New Roman"/>
+          <w:sz w:val="22"/>
+          <w:szCs w:val="22"/>
         </w:rPr>
         <w:t xml:space="preserve"> </w:t>
       </w:r>
       <w:r>
         <w:rPr>
-          <w:rFonts w:ascii="Times New Roman" w:hAnsi="Times New Roman" w:cs="Times New Roman"/>
+          <w:rFonts w:ascii="Times New Roman" w:hAnsi="Times New Roman" w:eastAsia="Times New Roman" w:cs="Times New Roman"/>
+          <w:sz w:val="22"/>
+          <w:szCs w:val="22"/>
         </w:rPr>
         <w:t>Foundation</w:t>
       </w:r>
       <w:r>
         <w:rPr>
-          <w:rFonts w:ascii="Times New Roman" w:hAnsi="Times New Roman" w:cs="Times New Roman"/>
+          <w:rFonts w:ascii="Times New Roman" w:hAnsi="Times New Roman" w:eastAsia="Times New Roman" w:cs="Times New Roman"/>
+          <w:sz w:val="22"/>
+          <w:szCs w:val="22"/>
         </w:rPr>
         <w:t xml:space="preserve"> dengan</w:t>
       </w:r>
       <w:r>
         <w:rPr>
-          <w:rFonts w:ascii="Times New Roman" w:hAnsi="Times New Roman" w:cs="Times New Roman"/>
+          <w:rFonts w:ascii="Times New Roman" w:hAnsi="Times New Roman" w:eastAsia="Times New Roman" w:cs="Times New Roman"/>
+          <w:sz w:val="22"/>
+          <w:szCs w:val="22"/>
         </w:rPr>
         <w:t xml:space="preserve"> </w:t>
       </w:r>
       <w:r>
         <w:rPr>
-          <w:rFonts w:ascii="Times New Roman" w:hAnsi="Times New Roman" w:cs="Times New Roman"/>
+          <w:rFonts w:ascii="Times New Roman" w:hAnsi="Times New Roman" w:eastAsia="Times New Roman" w:cs="Times New Roman"/>
+          <w:sz w:val="22"/>
+          <w:szCs w:val="22"/>
         </w:rPr>
         <w:t xml:space="preserve">{namaPerguruanTinggi}</w:t>
       </w:r>
       <w:r>
         <w:rPr>
-          <w:rFonts w:ascii="Times New Roman" w:hAnsi="Times New Roman" w:cs="Times New Roman"/>
+          <w:rFonts w:ascii="Times New Roman" w:hAnsi="Times New Roman" w:eastAsia="Times New Roman" w:cs="Times New Roman"/>
+          <w:sz w:val="22"/>
+          <w:szCs w:val="22"/>
         </w:rPr>
         <w:t xml:space="preserve"> </w:t>
       </w:r>
       <w:r>
         <w:rPr>
-          <w:rFonts w:ascii="Times New Roman" w:hAnsi="Times New Roman" w:cs="Times New Roman"/>
+          <w:rFonts w:ascii="Times New Roman" w:hAnsi="Times New Roman" w:eastAsia="Times New Roman" w:cs="Times New Roman"/>
+          <w:sz w:val="22"/>
+          <w:szCs w:val="22"/>
         </w:rPr>
         <w:t>Nomor</w:t>
       </w:r>
       <w:r>
         <w:rPr>
-          <w:rFonts w:ascii="Times New Roman" w:hAnsi="Times New Roman" w:cs="Times New Roman"/>
+          <w:rFonts w:ascii="Times New Roman" w:hAnsi="Times New Roman" w:eastAsia="Times New Roman" w:cs="Times New Roman"/>
+          <w:sz w:val="22"/>
+          <w:szCs w:val="22"/>
         </w:rPr>
         <w:t xml:space="preserve">: </w:t>
       </w:r>
       <w:r>
         <w:rPr>
-          <w:rFonts w:ascii="Times New Roman" w:hAnsi="Times New Roman" w:cs="Times New Roman"/>
+          <w:rFonts w:ascii="Times New Roman" w:hAnsi="Times New Roman" w:eastAsia="Times New Roman" w:cs="Times New Roman"/>
+          <w:sz w:val="22"/>
+          <w:szCs w:val="22"/>
         </w:rPr>
         <w:t xml:space="preserve">{nomorPksPf}</w:t>
       </w:r>
       <w:r>
         <w:rPr>
-          <w:rFonts w:ascii="Times New Roman" w:hAnsi="Times New Roman" w:cs="Times New Roman"/>
+          <w:rFonts w:ascii="Times New Roman" w:hAnsi="Times New Roman" w:eastAsia="Times New Roman" w:cs="Times New Roman"/>
+          <w:sz w:val="22"/>
+          <w:szCs w:val="22"/>
         </w:rPr>
         <w:t xml:space="preserve"> tentang </w:t>
       </w:r>
       <w:r>
         <w:rPr>
-          <w:rFonts w:ascii="Times New Roman" w:hAnsi="Times New Roman" w:cs="Times New Roman"/>
+          <w:rFonts w:ascii="Times New Roman" w:hAnsi="Times New Roman" w:eastAsia="Times New Roman" w:cs="Times New Roman"/>
+          <w:sz w:val="22"/>
+          <w:szCs w:val="22"/>
         </w:rPr>
         <w:t xml:space="preserve">Implementasi Desa </w:t>
       </w:r>
       <w:r>
         <w:rPr>
-          <w:rFonts w:ascii="Times New Roman" w:hAnsi="Times New Roman" w:cs="Times New Roman"/>
+          <w:rFonts w:ascii="Times New Roman" w:hAnsi="Times New Roman" w:eastAsia="Times New Roman" w:cs="Times New Roman"/>
+          <w:sz w:val="22"/>
+          <w:szCs w:val="22"/>
         </w:rPr>
         <w:t>Energi</w:t>
       </w:r>
       <w:r>
         <w:rPr>
-          <w:rFonts w:ascii="Times New Roman" w:hAnsi="Times New Roman" w:cs="Times New Roman"/>
+          <w:rFonts w:ascii="Times New Roman" w:hAnsi="Times New Roman" w:eastAsia="Times New Roman" w:cs="Times New Roman"/>
+          <w:sz w:val="22"/>
+          <w:szCs w:val="22"/>
         </w:rPr>
         <w:t xml:space="preserve"> Berdikari, maka dengan ini kami mohon untuk dapat dilakukan Pencairan Dana Bantuan Implementasi </w:t>
       </w:r>
       <w:r>
         <w:rPr>
-          <w:rFonts w:ascii="Times New Roman" w:hAnsi="Times New Roman" w:cs="Times New Roman"/>
+          <w:rFonts w:ascii="Times New Roman" w:hAnsi="Times New Roman" w:eastAsia="Times New Roman" w:cs="Times New Roman"/>
+          <w:sz w:val="22"/>
+          <w:szCs w:val="22"/>
         </w:rPr>
         <w:t>Proyek</w:t>
       </w:r>
       <w:r>
         <w:rPr>
-          <w:rFonts w:ascii="Times New Roman" w:hAnsi="Times New Roman" w:cs="Times New Roman"/>
+          <w:rFonts w:ascii="Times New Roman" w:hAnsi="Times New Roman" w:eastAsia="Times New Roman" w:cs="Times New Roman"/>
+          <w:sz w:val="22"/>
+          <w:szCs w:val="22"/>
         </w:rPr>
         <w:t xml:space="preserve"> Desa </w:t>
       </w:r>
       <w:r>
         <w:rPr>
-          <w:rFonts w:ascii="Times New Roman" w:hAnsi="Times New Roman" w:cs="Times New Roman"/>
+          <w:rFonts w:ascii="Times New Roman" w:hAnsi="Times New Roman" w:eastAsia="Times New Roman" w:cs="Times New Roman"/>
+          <w:sz w:val="22"/>
+          <w:szCs w:val="22"/>
         </w:rPr>
         <w:t>Energi</w:t>
       </w:r>
       <w:r>
         <w:rPr>
-          <w:rFonts w:ascii="Times New Roman" w:hAnsi="Times New Roman" w:cs="Times New Roman"/>
+          <w:rFonts w:ascii="Times New Roman" w:hAnsi="Times New Roman" w:eastAsia="Times New Roman" w:cs="Times New Roman"/>
+          <w:sz w:val="22"/>
+          <w:szCs w:val="22"/>
         </w:rPr>
         <w:t xml:space="preserve"> Berdikari Sobat Bumi 202</w:t>
       </w:r>
       <w:r>
         <w:rPr>
-          <w:rFonts w:ascii="Times New Roman" w:hAnsi="Times New Roman" w:cs="Times New Roman"/>
+          <w:rFonts w:ascii="Times New Roman" w:hAnsi="Times New Roman" w:eastAsia="Times New Roman" w:cs="Times New Roman"/>
+          <w:sz w:val="22"/>
+          <w:szCs w:val="22"/>
         </w:rPr>
         <w:t>4</w:t>
       </w:r>
       <w:r>
         <w:rPr>
-          <w:rFonts w:ascii="Times New Roman" w:hAnsi="Times New Roman" w:cs="Times New Roman"/>
+          <w:rFonts w:ascii="Times New Roman" w:hAnsi="Times New Roman" w:eastAsia="Times New Roman" w:cs="Times New Roman"/>
+          <w:sz w:val="22"/>
+          <w:szCs w:val="22"/>
         </w:rPr>
         <w:t xml:space="preserve"> </w:t>
       </w:r>
       <w:r>
         <w:rPr>
-          <w:rFonts w:ascii="Times New Roman" w:hAnsi="Times New Roman" w:cs="Times New Roman"/>
+          <w:rFonts w:ascii="Times New Roman" w:hAnsi="Times New Roman" w:eastAsia="Times New Roman" w:cs="Times New Roman"/>
+          <w:sz w:val="22"/>
+          <w:szCs w:val="22"/>
         </w:rPr>
         <w:t>Termin-1 (</w:t>
       </w:r>
       <w:r>
         <w:rPr>
-          <w:rFonts w:ascii="Times New Roman" w:hAnsi="Times New Roman" w:cs="Times New Roman"/>
+          <w:rFonts w:ascii="Times New Roman" w:hAnsi="Times New Roman" w:eastAsia="Times New Roman" w:cs="Times New Roman"/>
+          <w:sz w:val="22"/>
+          <w:szCs w:val="22"/>
         </w:rPr>
         <w:t>7</w:t>
       </w:r>
       <w:r>
         <w:rPr>
-          <w:rFonts w:ascii="Times New Roman" w:hAnsi="Times New Roman" w:cs="Times New Roman"/>
+          <w:rFonts w:ascii="Times New Roman" w:hAnsi="Times New Roman" w:eastAsia="Times New Roman" w:cs="Times New Roman"/>
+          <w:sz w:val="22"/>
+          <w:szCs w:val="22"/>
         </w:rPr>
         <w:t>0%)</w:t>
       </w:r>
       <w:r>
         <w:rPr>
-          <w:rFonts w:ascii="Times New Roman" w:hAnsi="Times New Roman" w:cs="Times New Roman"/>
+          <w:rFonts w:ascii="Times New Roman" w:hAnsi="Times New Roman" w:eastAsia="Times New Roman" w:cs="Times New Roman"/>
+          <w:sz w:val="22"/>
+          <w:szCs w:val="22"/>
         </w:rPr>
         <w:t xml:space="preserve"> bagi </w:t>
       </w:r>
       <w:r>
         <w:rPr>
-          <w:rFonts w:ascii="Times New Roman" w:hAnsi="Times New Roman" w:cs="Times New Roman"/>
+          <w:rFonts w:ascii="Times New Roman" w:hAnsi="Times New Roman" w:eastAsia="Times New Roman" w:cs="Times New Roman"/>
+          <w:sz w:val="22"/>
+          <w:szCs w:val="22"/>
         </w:rPr>
         <w:t xml:space="preserve">{namaPerguruanTinggi}</w:t>
       </w:r>
       <w:r>
         <w:rPr>
-          <w:rFonts w:ascii="Times New Roman" w:hAnsi="Times New Roman" w:cs="Times New Roman"/>
+          <w:rFonts w:ascii="Times New Roman" w:hAnsi="Times New Roman" w:eastAsia="Times New Roman" w:cs="Times New Roman"/>
+          <w:sz w:val="22"/>
+          <w:szCs w:val="22"/>
         </w:rPr>
         <w:t xml:space="preserve"> melalui </w:t>
       </w:r>
       <w:r>
         <w:rPr>
-          <w:rFonts w:ascii="Times New Roman" w:hAnsi="Times New Roman" w:cs="Times New Roman"/>
+          <w:rFonts w:ascii="Times New Roman" w:hAnsi="Times New Roman" w:eastAsia="Times New Roman" w:cs="Times New Roman"/>
+          <w:sz w:val="22"/>
+          <w:szCs w:val="22"/>
         </w:rPr>
         <w:t>rekening</w:t>
       </w:r>
       <w:r>
         <w:rPr>
-          <w:rFonts w:ascii="Times New Roman" w:hAnsi="Times New Roman" w:cs="Times New Roman"/>
+          <w:rFonts w:ascii="Times New Roman" w:hAnsi="Times New Roman" w:eastAsia="Times New Roman" w:cs="Times New Roman"/>
+          <w:sz w:val="22"/>
+          <w:szCs w:val="22"/>
         </w:rPr>
         <w:t xml:space="preserve"> di bawah ini:</w:t>
       </w:r>
@@ -615,8 +812,11 @@
       <w:pPr>
         <w:jc w:val="both"/>
         <w:rPr>
-          <w:rFonts w:ascii="Times New Roman" w:hAnsi="Times New Roman" w:cs="Times New Roman"/>
-        </w:rPr>
+          <w:rFonts w:ascii="Times New Roman" w:hAnsi="Times New Roman" w:eastAsia="Times New Roman" w:cs="Times New Roman"/>
+          <w:sz w:val="22"/>
+          <w:szCs w:val="22"/>
+        </w:rPr>
+        <w:spacing w:before="0" w:after="100" w:line="240" w:lineRule="auto"/>
       </w:pPr>
     </w:p>
     <w:p>
@@ -628,19 +828,23 @@
           <w:noProof w:val="0"/>
           <w:sz w:val="22"/>
           <w:szCs w:val="22"/>
-          <w:highlight w:val="yellow"/>
           <w:lang w:val="ms"/>
         </w:rPr>
-      </w:pPr>
-      <w:r>
-        <w:rPr>
-          <w:rFonts w:ascii="Times New Roman" w:hAnsi="Times New Roman" w:cs="Times New Roman"/>
+        <w:spacing w:before="0" w:after="100" w:line="240" w:lineRule="auto"/>
+      </w:pPr>
+      <w:r>
+        <w:rPr>
+          <w:rFonts w:ascii="Times New Roman" w:hAnsi="Times New Roman" w:eastAsia="Times New Roman" w:cs="Times New Roman"/>
+          <w:sz w:val="22"/>
+          <w:szCs w:val="22"/>
         </w:rPr>
         <w:t xml:space="preserve">Nama Pemilik </w:t>
       </w:r>
       <w:r>
         <w:rPr>
-          <w:rFonts w:ascii="Times New Roman" w:hAnsi="Times New Roman" w:cs="Times New Roman"/>
+          <w:rFonts w:ascii="Times New Roman" w:hAnsi="Times New Roman" w:eastAsia="Times New Roman" w:cs="Times New Roman"/>
+          <w:sz w:val="22"/>
+          <w:szCs w:val="22"/>
         </w:rPr>
         <w:t>Rekening</w:t>
       </w:r>
@@ -649,7 +853,9 @@
       </w:r>
       <w:r>
         <w:rPr>
-          <w:rFonts w:ascii="Times New Roman" w:hAnsi="Times New Roman" w:cs="Times New Roman"/>
+          <w:rFonts w:ascii="Times New Roman" w:hAnsi="Times New Roman" w:eastAsia="Times New Roman" w:cs="Times New Roman"/>
+          <w:sz w:val="22"/>
+          <w:szCs w:val="22"/>
         </w:rPr>
         <w:t>:</w:t>
       </w:r>
@@ -682,13 +888,15 @@
           <w:noProof w:val="0"/>
           <w:sz w:val="22"/>
           <w:szCs w:val="22"/>
-          <w:highlight w:val="yellow"/>
           <w:lang w:val="ms"/>
         </w:rPr>
-      </w:pPr>
-      <w:r>
-        <w:rPr>
-          <w:rFonts w:ascii="Times New Roman" w:hAnsi="Times New Roman" w:eastAsia="Times New Roman" w:cs="Times New Roman"/>
+        <w:spacing w:before="0" w:after="100" w:line="240" w:lineRule="auto"/>
+      </w:pPr>
+      <w:r>
+        <w:rPr>
+          <w:rFonts w:ascii="Times New Roman" w:hAnsi="Times New Roman" w:eastAsia="Times New Roman" w:cs="Times New Roman"/>
+          <w:sz w:val="22"/>
+          <w:szCs w:val="22"/>
         </w:rPr>
         <w:t>No. Rekening</w:t>
       </w:r>
@@ -704,6 +912,8 @@
       <w:r>
         <w:rPr>
           <w:rFonts w:ascii="Times New Roman" w:hAnsi="Times New Roman" w:eastAsia="Times New Roman" w:cs="Times New Roman"/>
+          <w:sz w:val="22"/>
+          <w:szCs w:val="22"/>
         </w:rPr>
         <w:t>:</w:t>
       </w:r>
@@ -733,13 +943,20 @@
         <w:pStyle w:val="Normal"/>
         <w:suppressLineNumbers w:val="0"/>
         <w:bidi w:val="0"/>
-        <w:spacing w:before="0" w:beforeAutospacing="off" w:after="0" w:afterAutospacing="off" w:line="259" w:lineRule="auto"/>
+        <w:spacing w:before="0" w:beforeAutospacing="off" w:after="100" w:afterAutospacing="off" w:line="240" w:lineRule="auto"/>
         <w:ind w:left="0" w:right="0"/>
         <w:jc w:val="left"/>
-      </w:pPr>
-      <w:r>
-        <w:rPr>
-          <w:rFonts w:ascii="Times New Roman" w:hAnsi="Times New Roman" w:eastAsia="Times New Roman" w:cs="Times New Roman"/>
+        <w:rPr>
+          <w:rFonts w:ascii="Times New Roman" w:hAnsi="Times New Roman" w:eastAsia="Times New Roman" w:cs="Times New Roman"/>
+          <w:sz w:val="22"/>
+          <w:szCs w:val="22"/>
+        </w:rPr>
+      </w:pPr>
+      <w:r>
+        <w:rPr>
+          <w:rFonts w:ascii="Times New Roman" w:hAnsi="Times New Roman" w:eastAsia="Times New Roman" w:cs="Times New Roman"/>
+          <w:sz w:val="22"/>
+          <w:szCs w:val="22"/>
         </w:rPr>
         <w:t>Bank</w:t>
       </w:r>
@@ -758,12 +975,16 @@
       <w:r>
         <w:rPr>
           <w:rFonts w:ascii="Times New Roman" w:hAnsi="Times New Roman" w:eastAsia="Times New Roman" w:cs="Times New Roman"/>
+          <w:sz w:val="22"/>
+          <w:szCs w:val="22"/>
         </w:rPr>
         <w:t xml:space="preserve">: </w:t>
       </w:r>
       <w:r>
         <w:rPr>
           <w:rFonts w:ascii="Times New Roman" w:hAnsi="Times New Roman" w:eastAsia="Times New Roman" w:cs="Times New Roman"/>
+          <w:sz w:val="22"/>
+          <w:szCs w:val="22"/>
         </w:rPr>
         <w:t xml:space="preserve">{namaBank}</w:t>
       </w:r>
@@ -771,12 +992,17 @@
     <w:p>
       <w:pPr>
         <w:rPr>
-          <w:rFonts w:ascii="Times New Roman" w:hAnsi="Times New Roman" w:cs="Times New Roman"/>
-        </w:rPr>
-      </w:pPr>
-      <w:r>
-        <w:rPr>
-          <w:rFonts w:ascii="Times New Roman" w:hAnsi="Times New Roman" w:cs="Times New Roman"/>
+          <w:rFonts w:ascii="Times New Roman" w:hAnsi="Times New Roman" w:eastAsia="Times New Roman" w:cs="Times New Roman"/>
+          <w:sz w:val="22"/>
+          <w:szCs w:val="22"/>
+        </w:rPr>
+        <w:spacing w:before="0" w:after="100" w:line="240" w:lineRule="auto"/>
+      </w:pPr>
+      <w:r>
+        <w:rPr>
+          <w:rFonts w:ascii="Times New Roman" w:hAnsi="Times New Roman" w:eastAsia="Times New Roman" w:cs="Times New Roman"/>
+          <w:sz w:val="22"/>
+          <w:szCs w:val="22"/>
         </w:rPr>
         <w:t>Nominal</w:t>
       </w:r>
@@ -791,19 +1017,25 @@
       </w:r>
       <w:r>
         <w:rPr>
-          <w:rFonts w:ascii="Times New Roman" w:hAnsi="Times New Roman" w:cs="Times New Roman"/>
+          <w:rFonts w:ascii="Times New Roman" w:hAnsi="Times New Roman" w:eastAsia="Times New Roman" w:cs="Times New Roman"/>
+          <w:sz w:val="22"/>
+          <w:szCs w:val="22"/>
         </w:rPr>
         <w:t>:</w:t>
       </w:r>
       <w:r>
         <w:rPr>
-          <w:rFonts w:ascii="Times New Roman" w:hAnsi="Times New Roman" w:cs="Times New Roman"/>
+          <w:rFonts w:ascii="Times New Roman" w:hAnsi="Times New Roman" w:eastAsia="Times New Roman" w:cs="Times New Roman"/>
+          <w:sz w:val="22"/>
+          <w:szCs w:val="22"/>
         </w:rPr>
         <w:t xml:space="preserve"> </w:t>
       </w:r>
       <w:r>
         <w:rPr>
-          <w:rFonts w:ascii="Times New Roman" w:hAnsi="Times New Roman" w:cs="Times New Roman"/>
+          <w:rFonts w:ascii="Times New Roman" w:hAnsi="Times New Roman" w:eastAsia="Times New Roman" w:cs="Times New Roman"/>
+          <w:sz w:val="22"/>
+          <w:szCs w:val="22"/>
         </w:rPr>
         <w:t xml:space="preserve">{termin1}</w:t>
       </w:r>
@@ -813,13 +1045,20 @@
         <w:pStyle w:val="Normal"/>
         <w:suppressLineNumbers w:val="0"/>
         <w:bidi w:val="0"/>
-        <w:spacing w:before="0" w:beforeAutospacing="off" w:after="0" w:afterAutospacing="off" w:line="259" w:lineRule="auto"/>
+        <w:spacing w:before="0" w:beforeAutospacing="off" w:after="100" w:afterAutospacing="off" w:line="240" w:lineRule="auto"/>
         <w:ind w:left="0" w:right="0"/>
         <w:jc w:val="left"/>
-      </w:pPr>
-      <w:r>
-        <w:rPr>
-          <w:rFonts w:ascii="Times New Roman" w:hAnsi="Times New Roman" w:cs="Times New Roman"/>
+        <w:rPr>
+          <w:rFonts w:ascii="Times New Roman" w:hAnsi="Times New Roman" w:eastAsia="Times New Roman" w:cs="Times New Roman"/>
+          <w:sz w:val="22"/>
+          <w:szCs w:val="22"/>
+        </w:rPr>
+      </w:pPr>
+      <w:r>
+        <w:rPr>
+          <w:rFonts w:ascii="Times New Roman" w:hAnsi="Times New Roman" w:eastAsia="Times New Roman" w:cs="Times New Roman"/>
+          <w:sz w:val="22"/>
+          <w:szCs w:val="22"/>
         </w:rPr>
         <w:t>Terbilang</w:t>
       </w:r>
@@ -834,13 +1073,17 @@
       </w:r>
       <w:r>
         <w:rPr>
-          <w:rFonts w:ascii="Times New Roman" w:hAnsi="Times New Roman" w:cs="Times New Roman"/>
+          <w:rFonts w:ascii="Times New Roman" w:hAnsi="Times New Roman" w:eastAsia="Times New Roman" w:cs="Times New Roman"/>
+          <w:sz w:val="22"/>
+          <w:szCs w:val="22"/>
         </w:rPr>
         <w:t xml:space="preserve">: </w:t>
       </w:r>
       <w:r>
         <w:rPr>
-          <w:rFonts w:ascii="Times New Roman" w:hAnsi="Times New Roman" w:cs="Times New Roman"/>
+          <w:rFonts w:ascii="Times New Roman" w:hAnsi="Times New Roman" w:eastAsia="Times New Roman" w:cs="Times New Roman"/>
+          <w:sz w:val="22"/>
+          <w:szCs w:val="22"/>
         </w:rPr>
         <w:t xml:space="preserve">{termin1Terbilang}</w:t>
       </w:r>
@@ -848,33 +1091,45 @@
     <w:p>
       <w:pPr>
         <w:rPr>
-          <w:rFonts w:ascii="Times New Roman" w:hAnsi="Times New Roman" w:cs="Times New Roman"/>
-        </w:rPr>
+          <w:rFonts w:ascii="Times New Roman" w:hAnsi="Times New Roman" w:eastAsia="Times New Roman" w:cs="Times New Roman"/>
+          <w:sz w:val="22"/>
+          <w:szCs w:val="22"/>
+        </w:rPr>
+        <w:spacing w:before="0" w:after="100" w:line="240" w:lineRule="auto"/>
       </w:pPr>
     </w:p>
     <w:p>
       <w:pPr>
         <w:rPr>
-          <w:rFonts w:ascii="Times New Roman" w:hAnsi="Times New Roman" w:cs="Times New Roman"/>
-        </w:rPr>
-      </w:pPr>
-      <w:r>
-        <w:rPr>
-          <w:rFonts w:ascii="Times New Roman" w:hAnsi="Times New Roman" w:cs="Times New Roman"/>
+          <w:rFonts w:ascii="Times New Roman" w:hAnsi="Times New Roman" w:eastAsia="Times New Roman" w:cs="Times New Roman"/>
+          <w:sz w:val="22"/>
+          <w:szCs w:val="22"/>
+        </w:rPr>
+        <w:spacing w:before="0" w:after="100" w:line="240" w:lineRule="auto"/>
+      </w:pPr>
+      <w:r>
+        <w:rPr>
+          <w:rFonts w:ascii="Times New Roman" w:hAnsi="Times New Roman" w:eastAsia="Times New Roman" w:cs="Times New Roman"/>
+          <w:sz w:val="22"/>
+          <w:szCs w:val="22"/>
         </w:rPr>
         <w:t xml:space="preserve">Terlampir kami sampaikan beberapa dokumen pendukung, </w:t>
       </w:r>
       <w:proofErr w:type="spellStart"/>
       <w:r>
         <w:rPr>
-          <w:rFonts w:ascii="Times New Roman" w:hAnsi="Times New Roman" w:cs="Times New Roman"/>
+          <w:rFonts w:ascii="Times New Roman" w:hAnsi="Times New Roman" w:eastAsia="Times New Roman" w:cs="Times New Roman"/>
+          <w:sz w:val="22"/>
+          <w:szCs w:val="22"/>
         </w:rPr>
         <w:t>yaitu</w:t>
       </w:r>
       <w:proofErr w:type="spellEnd"/>
       <w:r>
         <w:rPr>
-          <w:rFonts w:ascii="Times New Roman" w:hAnsi="Times New Roman" w:cs="Times New Roman"/>
+          <w:rFonts w:ascii="Times New Roman" w:hAnsi="Times New Roman" w:eastAsia="Times New Roman" w:cs="Times New Roman"/>
+          <w:sz w:val="22"/>
+          <w:szCs w:val="22"/>
         </w:rPr>
         <w:t>:</w:t>
       </w:r>
@@ -886,13 +1141,14 @@
           <w:ilvl w:val="0"/>
           <w:numId w:val="10"/>
         </w:numPr>
-        <w:spacing w:before="0" w:beforeAutospacing="0" w:after="0" w:afterAutospacing="0"/>
+        <w:spacing w:before="0" w:beforeAutospacing="0" w:after="100" w:afterAutospacing="0" w:line="240" w:lineRule="auto"/>
         <w:ind w:left="426"/>
         <w:jc w:val="both"/>
         <w:textAlignment w:val="baseline"/>
         <w:rPr>
           <w:sz w:val="22"/>
           <w:szCs w:val="22"/>
+          <w:rFonts w:ascii="Times New Roman" w:hAnsi="Times New Roman" w:eastAsia="Times New Roman" w:cs="Times New Roman"/>
         </w:rPr>
       </w:pPr>
       <w:r>
@@ -901,13 +1157,14 @@
           <w:sz w:val="22"/>
           <w:szCs w:val="22"/>
           <w:lang w:val="ms-MY"/>
+          <w:rFonts w:ascii="Times New Roman" w:hAnsi="Times New Roman" w:eastAsia="Times New Roman" w:cs="Times New Roman"/>
         </w:rPr>
         <w:t>Surat Permohonan</w:t>
       </w:r>
       <w:r>
         <w:rPr>
           <w:rStyle w:val="apple-converted-space"/>
-          <w:rFonts w:eastAsia="Arial MT"/>
+          <w:rFonts w:ascii="Times New Roman" w:hAnsi="Times New Roman" w:eastAsia="Times New Roman" w:cs="Times New Roman"/>
           <w:sz w:val="22"/>
           <w:szCs w:val="22"/>
           <w:lang w:val="ms-MY"/>
@@ -920,6 +1177,7 @@
           <w:sz w:val="22"/>
           <w:szCs w:val="22"/>
           <w:lang w:val="ms-MY"/>
+          <w:rFonts w:ascii="Times New Roman" w:hAnsi="Times New Roman" w:eastAsia="Times New Roman" w:cs="Times New Roman"/>
         </w:rPr>
         <w:t xml:space="preserve">Pencairan Dana Implementasi </w:t>
       </w:r>
@@ -930,6 +1188,7 @@
           <w:sz w:val="22"/>
           <w:szCs w:val="22"/>
           <w:lang w:val="ms-MY"/>
+          <w:rFonts w:ascii="Times New Roman" w:hAnsi="Times New Roman" w:eastAsia="Times New Roman" w:cs="Times New Roman"/>
         </w:rPr>
         <w:t>termin</w:t>
       </w:r>
@@ -940,6 +1199,7 @@
           <w:sz w:val="22"/>
           <w:szCs w:val="22"/>
           <w:lang w:val="ms-MY"/>
+          <w:rFonts w:ascii="Times New Roman" w:hAnsi="Times New Roman" w:eastAsia="Times New Roman" w:cs="Times New Roman"/>
         </w:rPr>
         <w:t xml:space="preserve"> 1 (satu) (asli);</w:t>
       </w:r>
@@ -948,6 +1208,7 @@
           <w:rStyle w:val="eop"/>
           <w:sz w:val="22"/>
           <w:szCs w:val="22"/>
+          <w:rFonts w:ascii="Times New Roman" w:hAnsi="Times New Roman" w:eastAsia="Times New Roman" w:cs="Times New Roman"/>
         </w:rPr>
         <w:t> </w:t>
       </w:r>
@@ -959,13 +1220,14 @@
           <w:ilvl w:val="0"/>
           <w:numId w:val="10"/>
         </w:numPr>
-        <w:spacing w:before="0" w:beforeAutospacing="0" w:after="0" w:afterAutospacing="0"/>
+        <w:spacing w:before="0" w:beforeAutospacing="0" w:after="100" w:afterAutospacing="0" w:line="240" w:lineRule="auto"/>
         <w:ind w:left="426"/>
         <w:jc w:val="both"/>
         <w:textAlignment w:val="baseline"/>
         <w:rPr>
           <w:sz w:val="22"/>
           <w:szCs w:val="22"/>
+          <w:rFonts w:ascii="Times New Roman" w:hAnsi="Times New Roman" w:eastAsia="Times New Roman" w:cs="Times New Roman"/>
         </w:rPr>
       </w:pPr>
       <w:r>
@@ -974,13 +1236,14 @@
           <w:sz w:val="22"/>
           <w:szCs w:val="22"/>
           <w:lang w:val="ms-MY"/>
+          <w:rFonts w:ascii="Times New Roman" w:hAnsi="Times New Roman" w:eastAsia="Times New Roman" w:cs="Times New Roman"/>
         </w:rPr>
         <w:t>Invois Bantuan Dana</w:t>
       </w:r>
       <w:r>
         <w:rPr>
           <w:rStyle w:val="apple-converted-space"/>
-          <w:rFonts w:eastAsia="Arial MT"/>
+          <w:rFonts w:ascii="Times New Roman" w:hAnsi="Times New Roman" w:eastAsia="Times New Roman" w:cs="Times New Roman"/>
           <w:sz w:val="22"/>
           <w:szCs w:val="22"/>
           <w:lang w:val="ms-MY"/>
@@ -994,6 +1257,7 @@
           <w:sz w:val="22"/>
           <w:szCs w:val="22"/>
           <w:lang w:val="ms-MY"/>
+          <w:rFonts w:ascii="Times New Roman" w:hAnsi="Times New Roman" w:eastAsia="Times New Roman" w:cs="Times New Roman"/>
         </w:rPr>
         <w:t>termin</w:t>
       </w:r>
@@ -1004,6 +1268,7 @@
           <w:sz w:val="22"/>
           <w:szCs w:val="22"/>
           <w:lang w:val="ms-MY"/>
+          <w:rFonts w:ascii="Times New Roman" w:hAnsi="Times New Roman" w:eastAsia="Times New Roman" w:cs="Times New Roman"/>
         </w:rPr>
         <w:t xml:space="preserve"> 1 (satu) (asli);</w:t>
       </w:r>
@@ -1012,6 +1277,7 @@
           <w:rStyle w:val="eop"/>
           <w:sz w:val="22"/>
           <w:szCs w:val="22"/>
+          <w:rFonts w:ascii="Times New Roman" w:hAnsi="Times New Roman" w:eastAsia="Times New Roman" w:cs="Times New Roman"/>
         </w:rPr>
         <w:t> </w:t>
       </w:r>
@@ -1023,13 +1289,14 @@
           <w:ilvl w:val="0"/>
           <w:numId w:val="10"/>
         </w:numPr>
-        <w:spacing w:before="0" w:beforeAutospacing="0" w:after="0" w:afterAutospacing="0"/>
+        <w:spacing w:before="0" w:beforeAutospacing="0" w:after="100" w:afterAutospacing="0" w:line="240" w:lineRule="auto"/>
         <w:ind w:left="426"/>
         <w:jc w:val="both"/>
         <w:textAlignment w:val="baseline"/>
         <w:rPr>
           <w:sz w:val="22"/>
           <w:szCs w:val="22"/>
+          <w:rFonts w:ascii="Times New Roman" w:hAnsi="Times New Roman" w:eastAsia="Times New Roman" w:cs="Times New Roman"/>
         </w:rPr>
       </w:pPr>
       <w:proofErr w:type="spellStart"/>
@@ -1039,6 +1306,7 @@
           <w:sz w:val="22"/>
           <w:szCs w:val="22"/>
           <w:lang w:val="ms-MY"/>
+          <w:rFonts w:ascii="Times New Roman" w:hAnsi="Times New Roman" w:eastAsia="Times New Roman" w:cs="Times New Roman"/>
         </w:rPr>
         <w:t>Kuitansi</w:t>
       </w:r>
@@ -1049,13 +1317,14 @@
           <w:sz w:val="22"/>
           <w:szCs w:val="22"/>
           <w:lang w:val="ms-MY"/>
+          <w:rFonts w:ascii="Times New Roman" w:hAnsi="Times New Roman" w:eastAsia="Times New Roman" w:cs="Times New Roman"/>
         </w:rPr>
         <w:t xml:space="preserve"> Penerimaan Bantuan Dana</w:t>
       </w:r>
       <w:r>
         <w:rPr>
           <w:rStyle w:val="apple-converted-space"/>
-          <w:rFonts w:eastAsia="Arial MT"/>
+          <w:rFonts w:ascii="Times New Roman" w:hAnsi="Times New Roman" w:eastAsia="Times New Roman" w:cs="Times New Roman"/>
           <w:sz w:val="22"/>
           <w:szCs w:val="22"/>
           <w:lang w:val="ms-MY"/>
@@ -1069,6 +1338,7 @@
           <w:sz w:val="22"/>
           <w:szCs w:val="22"/>
           <w:lang w:val="ms-MY"/>
+          <w:rFonts w:ascii="Times New Roman" w:hAnsi="Times New Roman" w:eastAsia="Times New Roman" w:cs="Times New Roman"/>
         </w:rPr>
         <w:t>termin</w:t>
       </w:r>
@@ -1079,13 +1349,14 @@
           <w:sz w:val="22"/>
           <w:szCs w:val="22"/>
           <w:lang w:val="ms-MY"/>
+          <w:rFonts w:ascii="Times New Roman" w:hAnsi="Times New Roman" w:eastAsia="Times New Roman" w:cs="Times New Roman"/>
         </w:rPr>
         <w:t xml:space="preserve"> 1 (satu)</w:t>
       </w:r>
       <w:r>
         <w:rPr>
           <w:rStyle w:val="apple-converted-space"/>
-          <w:rFonts w:eastAsia="Arial MT"/>
+          <w:rFonts w:ascii="Times New Roman" w:hAnsi="Times New Roman" w:eastAsia="Times New Roman" w:cs="Times New Roman"/>
           <w:sz w:val="22"/>
           <w:szCs w:val="22"/>
           <w:lang w:val="ms-MY"/>
@@ -1098,6 +1369,7 @@
           <w:sz w:val="22"/>
           <w:szCs w:val="22"/>
           <w:lang w:val="ms-MY"/>
+          <w:rFonts w:ascii="Times New Roman" w:hAnsi="Times New Roman" w:eastAsia="Times New Roman" w:cs="Times New Roman"/>
         </w:rPr>
         <w:t>(asli);</w:t>
       </w:r>
@@ -1106,6 +1378,7 @@
           <w:rStyle w:val="eop"/>
           <w:sz w:val="22"/>
           <w:szCs w:val="22"/>
+          <w:rFonts w:ascii="Times New Roman" w:hAnsi="Times New Roman" w:eastAsia="Times New Roman" w:cs="Times New Roman"/>
         </w:rPr>
         <w:t> </w:t>
       </w:r>
@@ -1117,13 +1390,14 @@
           <w:ilvl w:val="0"/>
           <w:numId w:val="10"/>
         </w:numPr>
-        <w:spacing w:before="0" w:beforeAutospacing="0" w:after="0" w:afterAutospacing="0"/>
+        <w:spacing w:before="0" w:beforeAutospacing="0" w:after="100" w:afterAutospacing="0" w:line="240" w:lineRule="auto"/>
         <w:ind w:left="426"/>
         <w:jc w:val="both"/>
         <w:textAlignment w:val="baseline"/>
         <w:rPr>
           <w:sz w:val="22"/>
           <w:szCs w:val="22"/>
+          <w:rFonts w:ascii="Times New Roman" w:hAnsi="Times New Roman" w:eastAsia="Times New Roman" w:cs="Times New Roman"/>
         </w:rPr>
       </w:pPr>
       <w:r>
@@ -1132,6 +1406,7 @@
           <w:sz w:val="22"/>
           <w:szCs w:val="22"/>
           <w:lang w:val="ms-MY"/>
+          <w:rFonts w:ascii="Times New Roman" w:hAnsi="Times New Roman" w:eastAsia="Times New Roman" w:cs="Times New Roman"/>
         </w:rPr>
         <w:t xml:space="preserve">Rancangan Anggaran dan Biaya (RAB) dan </w:t>
       </w:r>
@@ -1141,6 +1416,7 @@
           <w:sz w:val="22"/>
           <w:szCs w:val="22"/>
           <w:lang w:val="ms-MY"/>
+          <w:rFonts w:ascii="Times New Roman" w:hAnsi="Times New Roman" w:eastAsia="Times New Roman" w:cs="Times New Roman"/>
         </w:rPr>
         <w:t xml:space="preserve">Rencana Realisasi Program </w:t>
       </w:r>
@@ -1150,6 +1426,7 @@
           <w:sz w:val="22"/>
           <w:szCs w:val="22"/>
           <w:lang w:val="ms-MY"/>
+          <w:rFonts w:ascii="Times New Roman" w:hAnsi="Times New Roman" w:eastAsia="Times New Roman" w:cs="Times New Roman"/>
         </w:rPr>
         <w:t>7</w:t>
       </w:r>
@@ -1159,6 +1436,7 @@
           <w:sz w:val="22"/>
           <w:szCs w:val="22"/>
           <w:lang w:val="ms-MY"/>
+          <w:rFonts w:ascii="Times New Roman" w:hAnsi="Times New Roman" w:eastAsia="Times New Roman" w:cs="Times New Roman"/>
         </w:rPr>
         <w:t>0%;</w:t>
       </w:r>
@@ -1167,6 +1445,7 @@
           <w:rStyle w:val="eop"/>
           <w:sz w:val="22"/>
           <w:szCs w:val="22"/>
+          <w:rFonts w:ascii="Times New Roman" w:hAnsi="Times New Roman" w:eastAsia="Times New Roman" w:cs="Times New Roman"/>
         </w:rPr>
         <w:t> </w:t>
       </w:r>
@@ -1178,13 +1457,14 @@
           <w:ilvl w:val="0"/>
           <w:numId w:val="10"/>
         </w:numPr>
-        <w:spacing w:before="0" w:beforeAutospacing="0" w:after="0" w:afterAutospacing="0"/>
+        <w:spacing w:before="0" w:beforeAutospacing="0" w:after="100" w:afterAutospacing="0" w:line="240" w:lineRule="auto"/>
         <w:ind w:left="426"/>
         <w:jc w:val="both"/>
         <w:textAlignment w:val="baseline"/>
         <w:rPr>
           <w:sz w:val="22"/>
           <w:szCs w:val="22"/>
+          <w:rFonts w:ascii="Times New Roman" w:hAnsi="Times New Roman" w:eastAsia="Times New Roman" w:cs="Times New Roman"/>
         </w:rPr>
       </w:pPr>
       <w:proofErr w:type="spellStart"/>
@@ -1194,6 +1474,7 @@
           <w:sz w:val="22"/>
           <w:szCs w:val="22"/>
           <w:lang w:val="ms-MY"/>
+          <w:rFonts w:ascii="Times New Roman" w:hAnsi="Times New Roman" w:eastAsia="Times New Roman" w:cs="Times New Roman"/>
         </w:rPr>
         <w:t>Copy</w:t>
       </w:r>
@@ -1204,6 +1485,7 @@
           <w:sz w:val="22"/>
           <w:szCs w:val="22"/>
           <w:lang w:val="ms-MY"/>
+          <w:rFonts w:ascii="Times New Roman" w:hAnsi="Times New Roman" w:eastAsia="Times New Roman" w:cs="Times New Roman"/>
         </w:rPr>
         <w:t xml:space="preserve"> Buku </w:t>
       </w:r>
@@ -1214,6 +1496,7 @@
           <w:sz w:val="22"/>
           <w:szCs w:val="22"/>
           <w:lang w:val="ms-MY"/>
+          <w:rFonts w:ascii="Times New Roman" w:hAnsi="Times New Roman" w:eastAsia="Times New Roman" w:cs="Times New Roman"/>
         </w:rPr>
         <w:t>Rekening</w:t>
       </w:r>
@@ -1224,6 +1507,7 @@
           <w:sz w:val="22"/>
           <w:szCs w:val="22"/>
           <w:lang w:val="ms-MY"/>
+          <w:rFonts w:ascii="Times New Roman" w:hAnsi="Times New Roman" w:eastAsia="Times New Roman" w:cs="Times New Roman"/>
         </w:rPr>
         <w:t xml:space="preserve"> Tabungan;</w:t>
       </w:r>
@@ -1232,6 +1516,7 @@
           <w:rStyle w:val="eop"/>
           <w:sz w:val="22"/>
           <w:szCs w:val="22"/>
+          <w:rFonts w:ascii="Times New Roman" w:hAnsi="Times New Roman" w:eastAsia="Times New Roman" w:cs="Times New Roman"/>
         </w:rPr>
         <w:t> </w:t>
       </w:r>
@@ -1243,13 +1528,14 @@
           <w:ilvl w:val="0"/>
           <w:numId w:val="10"/>
         </w:numPr>
-        <w:spacing w:before="0" w:beforeAutospacing="0" w:after="0" w:afterAutospacing="0"/>
+        <w:spacing w:before="0" w:beforeAutospacing="0" w:after="100" w:afterAutospacing="0" w:line="240" w:lineRule="auto"/>
         <w:ind w:left="426"/>
         <w:jc w:val="both"/>
         <w:textAlignment w:val="baseline"/>
         <w:rPr>
           <w:sz w:val="22"/>
           <w:szCs w:val="22"/>
+          <w:rFonts w:ascii="Times New Roman" w:hAnsi="Times New Roman" w:eastAsia="Times New Roman" w:cs="Times New Roman"/>
         </w:rPr>
       </w:pPr>
       <w:proofErr w:type="spellStart"/>
@@ -1259,6 +1545,7 @@
           <w:sz w:val="22"/>
           <w:szCs w:val="22"/>
           <w:lang w:val="ms-MY"/>
+          <w:rFonts w:ascii="Times New Roman" w:hAnsi="Times New Roman" w:eastAsia="Times New Roman" w:cs="Times New Roman"/>
         </w:rPr>
         <w:t>Copy</w:t>
       </w:r>
@@ -1266,7 +1553,7 @@
       <w:r>
         <w:rPr>
           <w:rStyle w:val="apple-converted-space"/>
-          <w:rFonts w:eastAsia="Arial MT"/>
+          <w:rFonts w:ascii="Times New Roman" w:hAnsi="Times New Roman" w:eastAsia="Times New Roman" w:cs="Times New Roman"/>
           <w:sz w:val="22"/>
           <w:szCs w:val="22"/>
           <w:lang w:val="ms-MY"/>
@@ -1279,13 +1566,14 @@
           <w:sz w:val="22"/>
           <w:szCs w:val="22"/>
           <w:lang w:val="ms-MY"/>
+          <w:rFonts w:ascii="Times New Roman" w:hAnsi="Times New Roman" w:eastAsia="Times New Roman" w:cs="Times New Roman"/>
         </w:rPr>
         <w:t>Surat Kuasa dan</w:t>
       </w:r>
       <w:r>
         <w:rPr>
           <w:rStyle w:val="apple-converted-space"/>
-          <w:rFonts w:eastAsia="Arial MT"/>
+          <w:rFonts w:ascii="Times New Roman" w:hAnsi="Times New Roman" w:eastAsia="Times New Roman" w:cs="Times New Roman"/>
           <w:sz w:val="22"/>
           <w:szCs w:val="22"/>
           <w:lang w:val="ms-MY"/>
@@ -1300,13 +1588,14 @@
           <w:sz w:val="22"/>
           <w:szCs w:val="22"/>
           <w:lang w:val="ms-MY"/>
+          <w:rFonts w:ascii="Times New Roman" w:hAnsi="Times New Roman" w:eastAsia="Times New Roman" w:cs="Times New Roman"/>
         </w:rPr>
         <w:t>PERJANJIAN</w:t>
       </w:r>
       <w:r>
         <w:rPr>
           <w:rStyle w:val="apple-converted-space"/>
-          <w:rFonts w:eastAsia="Arial MT"/>
+          <w:rFonts w:ascii="Times New Roman" w:hAnsi="Times New Roman" w:eastAsia="Times New Roman" w:cs="Times New Roman"/>
           <w:b/>
           <w:bCs/>
           <w:sz w:val="22"/>
@@ -1321,13 +1610,14 @@
           <w:sz w:val="22"/>
           <w:szCs w:val="22"/>
           <w:lang w:val="ms-MY"/>
+          <w:rFonts w:ascii="Times New Roman" w:hAnsi="Times New Roman" w:eastAsia="Times New Roman" w:cs="Times New Roman"/>
         </w:rPr>
         <w:t>yang sudah ditandatangani oleh</w:t>
       </w:r>
       <w:r>
         <w:rPr>
           <w:rStyle w:val="apple-converted-space"/>
-          <w:rFonts w:eastAsia="Arial MT"/>
+          <w:rFonts w:ascii="Times New Roman" w:hAnsi="Times New Roman" w:eastAsia="Times New Roman" w:cs="Times New Roman"/>
           <w:sz w:val="22"/>
           <w:szCs w:val="22"/>
           <w:lang w:val="ms-MY"/>
@@ -1342,6 +1632,7 @@
           <w:sz w:val="22"/>
           <w:szCs w:val="22"/>
           <w:lang w:val="ms-MY"/>
+          <w:rFonts w:ascii="Times New Roman" w:hAnsi="Times New Roman" w:eastAsia="Times New Roman" w:cs="Times New Roman"/>
         </w:rPr>
         <w:t>PARA PIHAK</w:t>
       </w:r>
@@ -1351,6 +1642,7 @@
           <w:sz w:val="22"/>
           <w:szCs w:val="22"/>
           <w:lang w:val="ms-MY"/>
+          <w:rFonts w:ascii="Times New Roman" w:hAnsi="Times New Roman" w:eastAsia="Times New Roman" w:cs="Times New Roman"/>
         </w:rPr>
         <w:t>.</w:t>
       </w:r>
@@ -1359,6 +1651,7 @@
           <w:rStyle w:val="eop"/>
           <w:sz w:val="22"/>
           <w:szCs w:val="22"/>
+          <w:rFonts w:ascii="Times New Roman" w:hAnsi="Times New Roman" w:eastAsia="Times New Roman" w:cs="Times New Roman"/>
         </w:rPr>
         <w:t> </w:t>
       </w:r>
@@ -1366,19 +1659,27 @@
     <w:p>
       <w:pPr>
         <w:rPr>
-          <w:rFonts w:ascii="Times New Roman" w:hAnsi="Times New Roman" w:cs="Times New Roman"/>
-        </w:rPr>
+          <w:rFonts w:ascii="Times New Roman" w:hAnsi="Times New Roman" w:eastAsia="Times New Roman" w:cs="Times New Roman"/>
+          <w:sz w:val="22"/>
+          <w:szCs w:val="22"/>
+        </w:rPr>
+        <w:spacing w:before="0" w:after="100" w:line="240" w:lineRule="auto"/>
       </w:pPr>
     </w:p>
     <w:p>
       <w:pPr>
         <w:rPr>
-          <w:rFonts w:ascii="Times New Roman" w:hAnsi="Times New Roman" w:cs="Times New Roman"/>
-        </w:rPr>
-      </w:pPr>
-      <w:r>
-        <w:rPr>
-          <w:rFonts w:ascii="Times New Roman" w:hAnsi="Times New Roman" w:cs="Times New Roman"/>
+          <w:rFonts w:ascii="Times New Roman" w:hAnsi="Times New Roman" w:eastAsia="Times New Roman" w:cs="Times New Roman"/>
+          <w:sz w:val="22"/>
+          <w:szCs w:val="22"/>
+        </w:rPr>
+        <w:spacing w:before="0" w:after="100" w:line="240" w:lineRule="auto"/>
+      </w:pPr>
+      <w:r>
+        <w:rPr>
+          <w:rFonts w:ascii="Times New Roman" w:hAnsi="Times New Roman" w:eastAsia="Times New Roman" w:cs="Times New Roman"/>
+          <w:sz w:val="22"/>
+          <w:szCs w:val="22"/>
         </w:rPr>
         <w:t>Demikian permohonan ini kami sampaikan, atas perhatian dan kerjasamanya, diucapkan terima kasih.</w:t>
       </w:r>
@@ -1386,22 +1687,31 @@
     <w:p>
       <w:pPr>
         <w:rPr>
-          <w:rFonts w:ascii="Times New Roman" w:hAnsi="Times New Roman" w:cs="Times New Roman"/>
-        </w:rPr>
+          <w:rFonts w:ascii="Times New Roman" w:hAnsi="Times New Roman" w:eastAsia="Times New Roman" w:cs="Times New Roman"/>
+          <w:sz w:val="22"/>
+          <w:szCs w:val="22"/>
+        </w:rPr>
+        <w:spacing w:before="0" w:after="100" w:line="240" w:lineRule="auto"/>
       </w:pPr>
     </w:p>
     <w:p>
       <w:pPr>
         <w:rPr>
-          <w:rFonts w:ascii="Times New Roman" w:hAnsi="Times New Roman" w:cs="Times New Roman"/>
-        </w:rPr>
+          <w:rFonts w:ascii="Times New Roman" w:hAnsi="Times New Roman" w:eastAsia="Times New Roman" w:cs="Times New Roman"/>
+          <w:sz w:val="22"/>
+          <w:szCs w:val="22"/>
+        </w:rPr>
+        <w:spacing w:before="0" w:after="100" w:line="240" w:lineRule="auto"/>
       </w:pPr>
     </w:p>
     <w:p>
       <w:pPr>
         <w:rPr>
-          <w:rFonts w:ascii="Times New Roman" w:hAnsi="Times New Roman" w:cs="Times New Roman"/>
-        </w:rPr>
+          <w:rFonts w:ascii="Times New Roman" w:hAnsi="Times New Roman" w:eastAsia="Times New Roman" w:cs="Times New Roman"/>
+          <w:sz w:val="22"/>
+          <w:szCs w:val="22"/>
+        </w:rPr>
+        <w:spacing w:before="0" w:after="100" w:line="240" w:lineRule="auto"/>
       </w:pPr>
     </w:p>
     <w:tbl>
@@ -1437,16 +1747,21 @@
             <w:pPr>
               <w:jc w:val="center"/>
               <w:rPr>
-                <w:rFonts w:ascii="Times New Roman" w:hAnsi="Times New Roman" w:cs="Times New Roman"/>
+                <w:rFonts w:ascii="Times New Roman" w:hAnsi="Times New Roman" w:eastAsia="Times New Roman" w:cs="Times New Roman"/>
                 <w:b w:val="1"/>
                 <w:bCs w:val="1"/>
+                <w:sz w:val="22"/>
+                <w:szCs w:val="22"/>
               </w:rPr>
+              <w:spacing w:before="0" w:after="100" w:line="240" w:lineRule="auto"/>
             </w:pPr>
             <w:r>
               <w:rPr>
-                <w:rFonts w:ascii="Times New Roman" w:hAnsi="Times New Roman" w:cs="Times New Roman"/>
+                <w:rFonts w:ascii="Times New Roman" w:hAnsi="Times New Roman" w:eastAsia="Times New Roman" w:cs="Times New Roman"/>
                 <w:b w:val="1"/>
                 <w:bCs w:val="1"/>
+                <w:sz w:val="22"/>
+                <w:szCs w:val="22"/>
               </w:rPr>
               <w:t>Mentor DEB</w:t>
             </w:r>
@@ -1456,23 +1771,32 @@
               <w:pStyle w:val="Normal"/>
               <w:suppressLineNumbers w:val="0"/>
               <w:bidi w:val="0"/>
-              <w:spacing w:before="0" w:beforeAutospacing="off" w:after="0" w:afterAutospacing="off" w:line="259" w:lineRule="auto"/>
+              <w:spacing w:before="0" w:beforeAutospacing="off" w:after="100" w:afterAutospacing="off" w:line="240" w:lineRule="auto"/>
               <w:ind w:left="0" w:right="0"/>
               <w:jc w:val="center"/>
+              <w:rPr>
+                <w:rFonts w:ascii="Times New Roman" w:hAnsi="Times New Roman" w:eastAsia="Times New Roman" w:cs="Times New Roman"/>
+                <w:sz w:val="22"/>
+                <w:szCs w:val="22"/>
+              </w:rPr>
             </w:pPr>
             <w:r>
               <w:rPr>
-                <w:rFonts w:ascii="Times New Roman" w:hAnsi="Times New Roman" w:cs="Times New Roman"/>
+                <w:rFonts w:ascii="Times New Roman" w:hAnsi="Times New Roman" w:eastAsia="Times New Roman" w:cs="Times New Roman"/>
                 <w:b w:val="1"/>
                 <w:bCs w:val="1"/>
+                <w:sz w:val="22"/>
+                <w:szCs w:val="22"/>
               </w:rPr>
               <w:t>DEB</w:t>
             </w:r>
             <w:r>
               <w:rPr>
-                <w:rFonts w:ascii="Times New Roman" w:hAnsi="Times New Roman" w:cs="Times New Roman"/>
+                <w:rFonts w:ascii="Times New Roman" w:hAnsi="Times New Roman" w:eastAsia="Times New Roman" w:cs="Times New Roman"/>
                 <w:b w:val="1"/>
                 <w:bCs w:val="1"/>
+                <w:sz w:val="22"/>
+                <w:szCs w:val="22"/>
               </w:rPr>
               <w:t xml:space="preserve"> Sobat Bumi </w:t>
             </w:r>
@@ -1481,7 +1805,9 @@
             </w:r>
             <w:r>
               <w:rPr>
-                <w:rFonts w:ascii="Times New Roman" w:hAnsi="Times New Roman" w:cs="Times New Roman"/>
+                <w:rFonts w:ascii="Times New Roman" w:hAnsi="Times New Roman" w:eastAsia="Times New Roman" w:cs="Times New Roman"/>
+                <w:sz w:val="22"/>
+                <w:szCs w:val="22"/>
               </w:rPr>
               <w:t xml:space="preserve">{namaPerguruanTinggi}</w:t>
             </w:r>
@@ -1490,32 +1816,44 @@
             <w:pPr>
               <w:jc w:val="center"/>
               <w:rPr>
-                <w:rFonts w:ascii="Times New Roman" w:hAnsi="Times New Roman" w:cs="Times New Roman"/>
+                <w:rFonts w:ascii="Times New Roman" w:hAnsi="Times New Roman" w:eastAsia="Times New Roman" w:cs="Times New Roman"/>
+                <w:sz w:val="22"/>
+                <w:szCs w:val="22"/>
               </w:rPr>
+              <w:spacing w:before="0" w:after="100" w:line="240" w:lineRule="auto"/>
             </w:pPr>
           </w:p>
           <w:p>
             <w:pPr>
               <w:jc w:val="center"/>
               <w:rPr>
-                <w:rFonts w:ascii="Times New Roman" w:hAnsi="Times New Roman" w:cs="Times New Roman"/>
+                <w:rFonts w:ascii="Times New Roman" w:hAnsi="Times New Roman" w:eastAsia="Times New Roman" w:cs="Times New Roman"/>
+                <w:sz w:val="22"/>
+                <w:szCs w:val="22"/>
               </w:rPr>
+              <w:spacing w:before="0" w:after="100" w:line="240" w:lineRule="auto"/>
             </w:pPr>
           </w:p>
           <w:p>
             <w:pPr>
               <w:jc w:val="center"/>
               <w:rPr>
-                <w:rFonts w:ascii="Times New Roman" w:hAnsi="Times New Roman" w:cs="Times New Roman"/>
+                <w:rFonts w:ascii="Times New Roman" w:hAnsi="Times New Roman" w:eastAsia="Times New Roman" w:cs="Times New Roman"/>
+                <w:sz w:val="22"/>
+                <w:szCs w:val="22"/>
               </w:rPr>
+              <w:spacing w:before="0" w:after="100" w:line="240" w:lineRule="auto"/>
             </w:pPr>
           </w:p>
           <w:p>
             <w:pPr>
               <w:jc w:val="center"/>
               <w:rPr>
-                <w:rFonts w:ascii="Times New Roman" w:hAnsi="Times New Roman" w:cs="Times New Roman"/>
+                <w:rFonts w:ascii="Times New Roman" w:hAnsi="Times New Roman" w:eastAsia="Times New Roman" w:cs="Times New Roman"/>
+                <w:sz w:val="22"/>
+                <w:szCs w:val="22"/>
               </w:rPr>
+              <w:spacing w:before="0" w:after="100" w:line="240" w:lineRule="auto"/>
             </w:pPr>
           </w:p>
           <w:p>
@@ -1523,17 +1861,20 @@
               <w:pStyle w:val="Normal"/>
               <w:suppressLineNumbers w:val="0"/>
               <w:bidi w:val="0"/>
-              <w:spacing w:before="0" w:beforeAutospacing="off" w:after="0" w:afterAutospacing="off" w:line="259" w:lineRule="auto"/>
+              <w:spacing w:before="0" w:beforeAutospacing="off" w:after="100" w:afterAutospacing="off" w:line="240" w:lineRule="auto"/>
               <w:ind w:left="0" w:right="0"/>
               <w:jc w:val="center"/>
               <w:rPr>
-                <w:rFonts w:ascii="Times New Roman" w:hAnsi="Times New Roman" w:cs="Times New Roman"/>
-                <w:highlight w:val="yellow"/>
+                <w:rFonts w:ascii="Times New Roman" w:hAnsi="Times New Roman" w:eastAsia="Times New Roman" w:cs="Times New Roman"/>
+                <w:sz w:val="22"/>
+                <w:szCs w:val="22"/>
               </w:rPr>
             </w:pPr>
             <w:r>
               <w:rPr>
-                <w:rFonts w:ascii="Times New Roman" w:hAnsi="Times New Roman" w:cs="Times New Roman"/>
+                <w:rFonts w:ascii="Times New Roman" w:hAnsi="Times New Roman" w:eastAsia="Times New Roman" w:cs="Times New Roman"/>
+                <w:sz w:val="22"/>
+                <w:szCs w:val="22"/>
               </w:rPr>
               <w:t xml:space="preserve">{namaMentor}</w:t>
             </w:r>
@@ -1548,16 +1889,21 @@
             <w:pPr>
               <w:jc w:val="center"/>
               <w:rPr>
-                <w:rFonts w:ascii="Times New Roman" w:hAnsi="Times New Roman" w:cs="Times New Roman"/>
+                <w:rFonts w:ascii="Times New Roman" w:hAnsi="Times New Roman" w:eastAsia="Times New Roman" w:cs="Times New Roman"/>
                 <w:b w:val="1"/>
                 <w:bCs w:val="1"/>
+                <w:sz w:val="22"/>
+                <w:szCs w:val="22"/>
               </w:rPr>
+              <w:spacing w:before="0" w:after="100" w:line="240" w:lineRule="auto"/>
             </w:pPr>
             <w:r>
               <w:rPr>
-                <w:rFonts w:ascii="Times New Roman" w:hAnsi="Times New Roman" w:cs="Times New Roman"/>
+                <w:rFonts w:ascii="Times New Roman" w:hAnsi="Times New Roman" w:eastAsia="Times New Roman" w:cs="Times New Roman"/>
                 <w:b w:val="1"/>
                 <w:bCs w:val="1"/>
+                <w:sz w:val="22"/>
+                <w:szCs w:val="22"/>
               </w:rPr>
               <w:t>Koordinator</w:t>
             </w:r>
@@ -1566,32 +1912,41 @@
             <w:pPr>
               <w:jc w:val="center"/>
               <w:rPr>
-                <w:rFonts w:ascii="Times New Roman" w:hAnsi="Times New Roman" w:cs="Times New Roman"/>
+                <w:rFonts w:ascii="Times New Roman" w:hAnsi="Times New Roman" w:eastAsia="Times New Roman" w:cs="Times New Roman"/>
                 <w:b w:val="1"/>
                 <w:bCs w:val="1"/>
+                <w:sz w:val="22"/>
+                <w:szCs w:val="22"/>
               </w:rPr>
+              <w:spacing w:before="0" w:after="100" w:line="240" w:lineRule="auto"/>
             </w:pPr>
             <w:r>
               <w:rPr>
-                <w:rFonts w:ascii="Times New Roman" w:hAnsi="Times New Roman" w:cs="Times New Roman"/>
+                <w:rFonts w:ascii="Times New Roman" w:hAnsi="Times New Roman" w:eastAsia="Times New Roman" w:cs="Times New Roman"/>
                 <w:b w:val="1"/>
                 <w:bCs w:val="1"/>
+                <w:sz w:val="22"/>
+                <w:szCs w:val="22"/>
               </w:rPr>
               <w:t>DEB</w:t>
             </w:r>
             <w:r>
               <w:rPr>
-                <w:rFonts w:ascii="Times New Roman" w:hAnsi="Times New Roman" w:cs="Times New Roman"/>
+                <w:rFonts w:ascii="Times New Roman" w:hAnsi="Times New Roman" w:eastAsia="Times New Roman" w:cs="Times New Roman"/>
                 <w:b w:val="1"/>
                 <w:bCs w:val="1"/>
+                <w:sz w:val="22"/>
+                <w:szCs w:val="22"/>
               </w:rPr>
               <w:t xml:space="preserve"> Sobat Bumi </w:t>
             </w:r>
             <w:r>
               <w:rPr>
-                <w:rFonts w:ascii="Times New Roman" w:hAnsi="Times New Roman" w:cs="Times New Roman"/>
+                <w:rFonts w:ascii="Times New Roman" w:hAnsi="Times New Roman" w:eastAsia="Times New Roman" w:cs="Times New Roman"/>
                 <w:b w:val="1"/>
                 <w:bCs w:val="1"/>
+                <w:sz w:val="22"/>
+                <w:szCs w:val="22"/>
               </w:rPr>
               <w:t>2025/2026</w:t>
             </w:r>
@@ -1601,17 +1956,20 @@
               <w:pStyle w:val="Normal"/>
               <w:suppressLineNumbers w:val="0"/>
               <w:bidi w:val="0"/>
-              <w:spacing w:before="0" w:beforeAutospacing="off" w:after="0" w:afterAutospacing="off" w:line="259" w:lineRule="auto"/>
+              <w:spacing w:before="0" w:beforeAutospacing="off" w:after="100" w:afterAutospacing="off" w:line="240" w:lineRule="auto"/>
               <w:ind w:left="0" w:right="0"/>
               <w:jc w:val="center"/>
               <w:rPr>
-                <w:rFonts w:ascii="Times New Roman" w:hAnsi="Times New Roman" w:cs="Times New Roman"/>
-                <w:highlight w:val="yellow"/>
+                <w:rFonts w:ascii="Times New Roman" w:hAnsi="Times New Roman" w:eastAsia="Times New Roman" w:cs="Times New Roman"/>
+                <w:sz w:val="22"/>
+                <w:szCs w:val="22"/>
               </w:rPr>
             </w:pPr>
             <w:r>
               <w:rPr>
-                <w:rFonts w:ascii="Times New Roman" w:hAnsi="Times New Roman" w:cs="Times New Roman"/>
+                <w:rFonts w:ascii="Times New Roman" w:hAnsi="Times New Roman" w:eastAsia="Times New Roman" w:cs="Times New Roman"/>
+                <w:sz w:val="22"/>
+                <w:szCs w:val="22"/>
               </w:rPr>
               <w:t xml:space="preserve">{namaPerguruanTinggi}</w:t>
             </w:r>
@@ -1619,29 +1977,41 @@
           <w:p>
             <w:pPr>
               <w:rPr>
-                <w:rFonts w:ascii="Times New Roman" w:hAnsi="Times New Roman" w:cs="Times New Roman"/>
+                <w:rFonts w:ascii="Times New Roman" w:hAnsi="Times New Roman" w:eastAsia="Times New Roman" w:cs="Times New Roman"/>
+                <w:sz w:val="22"/>
+                <w:szCs w:val="22"/>
               </w:rPr>
+              <w:spacing w:before="0" w:after="100" w:line="240" w:lineRule="auto"/>
             </w:pPr>
           </w:p>
           <w:p>
             <w:pPr>
               <w:rPr>
-                <w:rFonts w:ascii="Times New Roman" w:hAnsi="Times New Roman" w:cs="Times New Roman"/>
+                <w:rFonts w:ascii="Times New Roman" w:hAnsi="Times New Roman" w:eastAsia="Times New Roman" w:cs="Times New Roman"/>
+                <w:sz w:val="22"/>
+                <w:szCs w:val="22"/>
               </w:rPr>
+              <w:spacing w:before="0" w:after="100" w:line="240" w:lineRule="auto"/>
             </w:pPr>
           </w:p>
           <w:p>
             <w:pPr>
               <w:rPr>
-                <w:rFonts w:ascii="Times New Roman" w:hAnsi="Times New Roman" w:cs="Times New Roman"/>
+                <w:rFonts w:ascii="Times New Roman" w:hAnsi="Times New Roman" w:eastAsia="Times New Roman" w:cs="Times New Roman"/>
+                <w:sz w:val="22"/>
+                <w:szCs w:val="22"/>
               </w:rPr>
+              <w:spacing w:before="0" w:after="100" w:line="240" w:lineRule="auto"/>
             </w:pPr>
           </w:p>
           <w:p>
             <w:pPr>
               <w:rPr>
-                <w:rFonts w:ascii="Times New Roman" w:hAnsi="Times New Roman" w:cs="Times New Roman"/>
+                <w:rFonts w:ascii="Times New Roman" w:hAnsi="Times New Roman" w:eastAsia="Times New Roman" w:cs="Times New Roman"/>
+                <w:sz w:val="22"/>
+                <w:szCs w:val="22"/>
               </w:rPr>
+              <w:spacing w:before="0" w:after="100" w:line="240" w:lineRule="auto"/>
             </w:pPr>
           </w:p>
           <w:p>
@@ -1649,17 +2019,20 @@
               <w:pStyle w:val="Normal"/>
               <w:suppressLineNumbers w:val="0"/>
               <w:bidi w:val="0"/>
-              <w:spacing w:before="0" w:beforeAutospacing="off" w:after="0" w:afterAutospacing="off" w:line="259" w:lineRule="auto"/>
+              <w:spacing w:before="0" w:beforeAutospacing="off" w:after="100" w:afterAutospacing="off" w:line="240" w:lineRule="auto"/>
               <w:ind w:left="0" w:right="0"/>
               <w:jc w:val="center"/>
               <w:rPr>
-                <w:rFonts w:ascii="Times New Roman" w:hAnsi="Times New Roman" w:cs="Times New Roman"/>
-                <w:highlight w:val="yellow"/>
+                <w:rFonts w:ascii="Times New Roman" w:hAnsi="Times New Roman" w:eastAsia="Times New Roman" w:cs="Times New Roman"/>
+                <w:sz w:val="22"/>
+                <w:szCs w:val="22"/>
               </w:rPr>
             </w:pPr>
             <w:r>
               <w:rPr>
-                <w:rFonts w:ascii="Times New Roman" w:hAnsi="Times New Roman" w:cs="Times New Roman"/>
+                <w:rFonts w:ascii="Times New Roman" w:hAnsi="Times New Roman" w:eastAsia="Times New Roman" w:cs="Times New Roman"/>
+                <w:sz w:val="22"/>
+                <w:szCs w:val="22"/>
               </w:rPr>
               <w:t xml:space="preserve">{namaKoordinator}</w:t>
             </w:r>
@@ -1727,6 +2100,12 @@
             <w:bidi w:val="0"/>
             <w:ind w:left="-115"/>
             <w:jc w:val="left"/>
+            <w:rPr>
+              <w:rFonts w:ascii="Times New Roman" w:hAnsi="Times New Roman" w:eastAsia="Times New Roman" w:cs="Times New Roman"/>
+              <w:sz w:val="22"/>
+              <w:szCs w:val="22"/>
+            </w:rPr>
+            <w:spacing w:before="0" w:after="100" w:line="240" w:lineRule="auto"/>
           </w:pPr>
         </w:p>
       </w:tc>
@@ -1740,6 +2119,12 @@
             <w:pStyle w:val="Header"/>
             <w:bidi w:val="0"/>
             <w:jc w:val="center"/>
+            <w:rPr>
+              <w:rFonts w:ascii="Times New Roman" w:hAnsi="Times New Roman" w:eastAsia="Times New Roman" w:cs="Times New Roman"/>
+              <w:sz w:val="22"/>
+              <w:szCs w:val="22"/>
+            </w:rPr>
+            <w:spacing w:before="0" w:after="100" w:line="240" w:lineRule="auto"/>
           </w:pPr>
         </w:p>
       </w:tc>
@@ -1754,6 +2139,12 @@
             <w:bidi w:val="0"/>
             <w:ind w:right="-115"/>
             <w:jc w:val="right"/>
+            <w:rPr>
+              <w:rFonts w:ascii="Times New Roman" w:hAnsi="Times New Roman" w:eastAsia="Times New Roman" w:cs="Times New Roman"/>
+              <w:sz w:val="22"/>
+              <w:szCs w:val="22"/>
+            </w:rPr>
+            <w:spacing w:before="0" w:after="100" w:line="240" w:lineRule="auto"/>
           </w:pPr>
         </w:p>
       </w:tc>
@@ -1763,6 +2154,12 @@
     <w:pPr>
       <w:pStyle w:val="Footer"/>
       <w:bidi w:val="0"/>
+      <w:rPr>
+        <w:rFonts w:ascii="Times New Roman" w:hAnsi="Times New Roman" w:eastAsia="Times New Roman" w:cs="Times New Roman"/>
+        <w:sz w:val="22"/>
+        <w:szCs w:val="22"/>
+      </w:rPr>
+      <w:spacing w:before="0" w:after="100" w:line="240" w:lineRule="auto"/>
     </w:pPr>
   </w:p>
 </w:ftr>
@@ -1793,7 +2190,7 @@
     <w:pPr>
       <w:pStyle w:val="Header"/>
       <w:rPr>
-        <w:rFonts w:ascii="Arial MT" w:hAnsi="Arial MT" w:eastAsia="Arial MT" w:cs="Arial MT"/>
+        <w:rFonts w:ascii="Times New Roman" w:hAnsi="Times New Roman" w:eastAsia="Times New Roman" w:cs="Times New Roman"/>
         <w:b w:val="1"/>
         <w:bCs w:val="1"/>
         <w:noProof w:val="0"/>
@@ -1801,50 +2198,9 @@
         <w:szCs w:val="22"/>
         <w:lang w:val="ms"/>
       </w:rPr>
+      <w:spacing w:before="0" w:after="100" w:line="240" w:lineRule="auto"/>
     </w:pPr>
-    <w:r>
-      <w:drawing>
-        <wp:inline wp14:editId="04274A82" wp14:anchorId="0748AEF8">
-          <wp:extent cx="1181100" cy="400050"/>
-          <wp:effectExtent l="0" t="0" r="0" b="0"/>
-          <wp:docPr id="231630046" name="drawing"/>
-          <wp:cNvGraphicFramePr>
-            <a:graphicFrameLocks noChangeAspect="1"/>
-          </wp:cNvGraphicFramePr>
-          <a:graphic>
-            <a:graphicData xmlns:a="http://schemas.openxmlformats.org/drawingml/2006/main" uri="http://schemas.openxmlformats.org/drawingml/2006/picture">
-              <pic:pic xmlns:pic="http://schemas.openxmlformats.org/drawingml/2006/picture">
-                <pic:nvPicPr>
-                  <pic:cNvPr id="231630046" name="Picture 231630046"/>
-                  <pic:cNvPicPr/>
-                </pic:nvPicPr>
-                <pic:blipFill>
-                  <a:blip xmlns:r="http://schemas.openxmlformats.org/officeDocument/2006/relationships" r:embed="rId1216905315">
-                    <a:extLst>
-                      <a:ext uri="{28A0092B-C50C-407E-A947-70E740481C1C}">
-                        <a14:useLocalDpi xmlns:a14="http://schemas.microsoft.com/office/drawing/2010/main"/>
-                      </a:ext>
-                    </a:extLst>
-                  </a:blip>
-                  <a:stretch>
-                    <a:fillRect/>
-                  </a:stretch>
-                </pic:blipFill>
-                <pic:spPr>
-                  <a:xfrm>
-                    <a:off x="0" y="0"/>
-                    <a:ext cx="1181100" cy="400050"/>
-                  </a:xfrm>
-                  <a:prstGeom prst="rect">
-                    <a:avLst/>
-                  </a:prstGeom>
-                </pic:spPr>
-              </pic:pic>
-            </a:graphicData>
-          </a:graphic>
-        </wp:inline>
-      </w:drawing>
-    </w:r>
+    <w:r/>
   </w:p>
   <w:p>
     <w:pPr>
@@ -1852,7 +2208,11 @@
       <w:rPr>
         <w:b w:val="1"/>
         <w:bCs w:val="1"/>
+        <w:rFonts w:ascii="Times New Roman" w:hAnsi="Times New Roman" w:eastAsia="Times New Roman" w:cs="Times New Roman"/>
+        <w:sz w:val="22"/>
+        <w:szCs w:val="22"/>
       </w:rPr>
+      <w:spacing w:before="0" w:after="100" w:line="240" w:lineRule="auto"/>
     </w:pPr>
   </w:p>
 </w:hdr>
@@ -3652,7 +4012,7 @@
   <w:docDefaults>
     <w:rPrDefault>
       <w:rPr>
-        <w:rFonts w:eastAsia="Arial MT" w:asciiTheme="minorHAnsi" w:hAnsiTheme="minorHAnsi" w:cstheme="minorBidi"/>
+        <w:rFonts w:ascii="Times New Roman" w:hAnsi="Times New Roman" w:eastAsia="Times New Roman" w:cs="Times New Roman"/>
         <w:sz w:val="22"/>
         <w:szCs w:val="22"/>
         <w:lang w:val="en-ID" w:eastAsia="en-US" w:bidi="ar-SA"/>
@@ -4049,8 +4409,10 @@
     <w:qFormat/>
     <w:rsid w:val="00CD72BA"/>
     <w:rPr>
-      <w:rFonts w:ascii="Arial MT" w:hAnsi="Arial MT" w:cs="Arial MT"/>
+      <w:rFonts w:ascii="Times New Roman" w:hAnsi="Times New Roman" w:eastAsia="Times New Roman" w:cs="Times New Roman"/>
       <w:lang w:val="ms"/>
+      <w:sz w:val="22"/>
+      <w:szCs w:val="22"/>
     </w:rPr>
   </w:style>
   <w:style w:type="paragraph" w:styleId="Heading1">
@@ -4067,9 +4429,11 @@
       <w:outlineLvl w:val="0"/>
     </w:pPr>
     <w:rPr>
-      <w:rFonts w:ascii="Arial" w:hAnsi="Arial" w:eastAsia="Arial" w:cs="Arial"/>
+      <w:rFonts w:ascii="Times New Roman" w:hAnsi="Times New Roman" w:eastAsia="Times New Roman" w:cs="Times New Roman"/>
       <w:b/>
       <w:bCs/>
+      <w:sz w:val="22"/>
+      <w:szCs w:val="22"/>
     </w:rPr>
   </w:style>
   <w:style w:type="character" w:styleId="DefaultParagraphFont" w:default="1">
@@ -4113,10 +4477,12 @@
     <w:uiPriority w:val="9"/>
     <w:rsid w:val="00AC5830"/>
     <w:rPr>
-      <w:rFonts w:ascii="Arial" w:hAnsi="Arial" w:eastAsia="Arial" w:cs="Arial"/>
+      <w:rFonts w:ascii="Times New Roman" w:hAnsi="Times New Roman" w:eastAsia="Times New Roman" w:cs="Times New Roman"/>
       <w:b/>
       <w:bCs/>
       <w:lang w:val="ms"/>
+      <w:sz w:val="22"/>
+      <w:szCs w:val="22"/>
     </w:rPr>
   </w:style>
   <w:style w:type="paragraph" w:styleId="Title">
@@ -4132,11 +4498,11 @@
       <w:jc w:val="center"/>
     </w:pPr>
     <w:rPr>
-      <w:rFonts w:ascii="Arial" w:hAnsi="Arial" w:eastAsia="Arial" w:cs="Arial"/>
+      <w:rFonts w:ascii="Times New Roman" w:hAnsi="Times New Roman" w:eastAsia="Times New Roman" w:cs="Times New Roman"/>
       <w:b/>
       <w:bCs/>
-      <w:sz w:val="32"/>
-      <w:szCs w:val="32"/>
+      <w:sz w:val="22"/>
+      <w:szCs w:val="22"/>
     </w:rPr>
   </w:style>
   <w:style w:type="character" w:styleId="TitleChar" w:customStyle="1">
@@ -4146,11 +4512,11 @@
     <w:uiPriority w:val="10"/>
     <w:rsid w:val="00AC5830"/>
     <w:rPr>
-      <w:rFonts w:ascii="Arial" w:hAnsi="Arial" w:eastAsia="Arial" w:cs="Arial"/>
+      <w:rFonts w:ascii="Times New Roman" w:hAnsi="Times New Roman" w:eastAsia="Times New Roman" w:cs="Times New Roman"/>
       <w:b/>
       <w:bCs/>
-      <w:sz w:val="32"/>
-      <w:szCs w:val="32"/>
+      <w:sz w:val="22"/>
+      <w:szCs w:val="22"/>
       <w:lang w:val="ms"/>
     </w:rPr>
   </w:style>
@@ -4169,8 +4535,10 @@
     <w:uiPriority w:val="1"/>
     <w:rsid w:val="00AC5830"/>
     <w:rPr>
-      <w:rFonts w:ascii="Arial MT" w:hAnsi="Arial MT" w:eastAsia="Arial MT" w:cs="Arial MT"/>
+      <w:rFonts w:ascii="Times New Roman" w:hAnsi="Times New Roman" w:eastAsia="Times New Roman" w:cs="Times New Roman"/>
       <w:lang w:val="ms"/>
+      <w:sz w:val="22"/>
+      <w:szCs w:val="22"/>
     </w:rPr>
   </w:style>
   <w:style w:type="paragraph" w:styleId="ListParagraph">
@@ -4205,8 +4573,10 @@
     <w:uiPriority w:val="99"/>
     <w:rsid w:val="00FA2499"/>
     <w:rPr>
-      <w:rFonts w:ascii="Arial MT" w:hAnsi="Arial MT" w:cs="Arial MT"/>
+      <w:rFonts w:ascii="Times New Roman" w:hAnsi="Times New Roman" w:eastAsia="Times New Roman" w:cs="Times New Roman"/>
       <w:lang w:val="ms"/>
+      <w:sz w:val="22"/>
+      <w:szCs w:val="22"/>
     </w:rPr>
   </w:style>
   <w:style w:type="paragraph" w:styleId="Footer">
@@ -4230,8 +4600,10 @@
     <w:uiPriority w:val="99"/>
     <w:rsid w:val="00FA2499"/>
     <w:rPr>
-      <w:rFonts w:ascii="Arial MT" w:hAnsi="Arial MT" w:cs="Arial MT"/>
+      <w:rFonts w:ascii="Times New Roman" w:hAnsi="Times New Roman" w:eastAsia="Times New Roman" w:cs="Times New Roman"/>
       <w:lang w:val="ms"/>
+      <w:sz w:val="22"/>
+      <w:szCs w:val="22"/>
     </w:rPr>
   </w:style>
   <w:style w:type="table" w:styleId="TableGrid">
@@ -4262,8 +4634,8 @@
     </w:pPr>
     <w:rPr>
       <w:rFonts w:ascii="Times New Roman" w:hAnsi="Times New Roman" w:eastAsia="Times New Roman" w:cs="Times New Roman"/>
-      <w:sz w:val="24"/>
-      <w:szCs w:val="24"/>
+      <w:sz w:val="22"/>
+      <w:szCs w:val="22"/>
       <w:lang w:val="en-ID"/>
     </w:rPr>
   </w:style>
